--- a/Chapter 1-5 References.docx
+++ b/Chapter 1-5 References.docx
@@ -1881,6 +1881,634 @@
           <w:lang w:val="en-ZW"/>
         </w:rPr>
         <w:t>6i1.2306.</w:t>
+      </w:r>
+    </w:p>
+    <w:p>
+      <w:pPr>
+        <w:spacing w:line="360" w:lineRule="auto"/>
+        <w:jc w:val="both"/>
+        <w:rPr>
+          <w:rFonts w:ascii="Times New Roman" w:eastAsia="Times New Roman" w:hAnsi="Times New Roman" w:cs="Times New Roman"/>
+          <w:sz w:val="24"/>
+          <w:szCs w:val="24"/>
+          <w:lang w:val="en-ZW"/>
+        </w:rPr>
+      </w:pPr>
+    </w:p>
+    <w:p>
+      <w:pPr>
+        <w:spacing w:line="360" w:lineRule="auto"/>
+        <w:jc w:val="both"/>
+        <w:rPr>
+          <w:rFonts w:ascii="Times New Roman" w:eastAsia="Times New Roman" w:hAnsi="Times New Roman" w:cs="Times New Roman"/>
+          <w:b/>
+          <w:bCs/>
+          <w:sz w:val="24"/>
+          <w:szCs w:val="24"/>
+          <w:lang w:val="en-ZW"/>
+        </w:rPr>
+      </w:pPr>
+      <w:r>
+        <w:rPr>
+          <w:rFonts w:ascii="Times New Roman" w:eastAsia="Times New Roman" w:hAnsi="Times New Roman" w:cs="Times New Roman"/>
+          <w:b/>
+          <w:bCs/>
+          <w:sz w:val="24"/>
+          <w:szCs w:val="24"/>
+          <w:lang w:val="en-ZW"/>
+        </w:rPr>
+        <w:t>References</w:t>
+      </w:r>
+    </w:p>
+    <w:p>
+      <w:pPr>
+        <w:spacing w:line="360" w:lineRule="auto"/>
+        <w:jc w:val="both"/>
+        <w:rPr>
+          <w:rFonts w:ascii="Times New Roman" w:eastAsia="Times New Roman" w:hAnsi="Times New Roman" w:cs="Times New Roman"/>
+          <w:sz w:val="24"/>
+          <w:szCs w:val="24"/>
+          <w:lang w:val="en-ZW"/>
+        </w:rPr>
+      </w:pPr>
+      <w:r>
+        <w:rPr>
+          <w:rFonts w:ascii="Times New Roman" w:eastAsia="Times New Roman" w:hAnsi="Times New Roman" w:cs="Times New Roman"/>
+          <w:sz w:val="24"/>
+          <w:szCs w:val="24"/>
+          <w:lang w:val="en-ZW"/>
+        </w:rPr>
+        <w:t>References [1]</w:t>
+      </w:r>
+      <w:proofErr w:type="gramStart"/>
+      <w:r>
+        <w:rPr>
+          <w:rFonts w:ascii="Times New Roman" w:eastAsia="Times New Roman" w:hAnsi="Times New Roman" w:cs="Times New Roman"/>
+          <w:sz w:val="24"/>
+          <w:szCs w:val="24"/>
+          <w:lang w:val="en-ZW"/>
+        </w:rPr>
+        <w:t>–[</w:t>
+      </w:r>
+      <w:proofErr w:type="gramEnd"/>
+      <w:r>
+        <w:rPr>
+          <w:rFonts w:ascii="Times New Roman" w:eastAsia="Times New Roman" w:hAnsi="Times New Roman" w:cs="Times New Roman"/>
+          <w:sz w:val="24"/>
+          <w:szCs w:val="24"/>
+          <w:lang w:val="en-ZW"/>
+        </w:rPr>
+        <w:t>21] retain the numbering established in Chapters 1 and 2.</w:t>
+      </w:r>
+    </w:p>
+    <w:p>
+      <w:pPr>
+        <w:spacing w:line="360" w:lineRule="auto"/>
+        <w:jc w:val="both"/>
+        <w:rPr>
+          <w:rFonts w:ascii="Times New Roman" w:eastAsia="Times New Roman" w:hAnsi="Times New Roman" w:cs="Times New Roman"/>
+          <w:sz w:val="24"/>
+          <w:szCs w:val="24"/>
+          <w:lang w:val="en-ZW"/>
+        </w:rPr>
+      </w:pPr>
+      <w:r>
+        <w:rPr>
+          <w:rFonts w:ascii="Times New Roman" w:eastAsia="Times New Roman" w:hAnsi="Times New Roman" w:cs="Times New Roman"/>
+          <w:sz w:val="24"/>
+          <w:szCs w:val="24"/>
+          <w:lang w:val="en-ZW"/>
+        </w:rPr>
+        <w:t xml:space="preserve">[22] F. </w:t>
+      </w:r>
+      <w:proofErr w:type="spellStart"/>
+      <w:r>
+        <w:rPr>
+          <w:rFonts w:ascii="Times New Roman" w:eastAsia="Times New Roman" w:hAnsi="Times New Roman" w:cs="Times New Roman"/>
+          <w:sz w:val="24"/>
+          <w:szCs w:val="24"/>
+          <w:lang w:val="en-ZW"/>
+        </w:rPr>
+        <w:t>Pedregosa</w:t>
+      </w:r>
+      <w:proofErr w:type="spellEnd"/>
+      <w:r>
+        <w:rPr>
+          <w:rFonts w:ascii="Times New Roman" w:eastAsia="Times New Roman" w:hAnsi="Times New Roman" w:cs="Times New Roman"/>
+          <w:sz w:val="24"/>
+          <w:szCs w:val="24"/>
+          <w:lang w:val="en-ZW"/>
+        </w:rPr>
+        <w:t xml:space="preserve"> et al., “Scikit-learn: Machine learning in Python,” Journal of Machine Learning Research, vol. 12, pp. 2825–2830, 2011.</w:t>
+      </w:r>
+    </w:p>
+    <w:p>
+      <w:pPr>
+        <w:spacing w:line="360" w:lineRule="auto"/>
+        <w:jc w:val="both"/>
+        <w:rPr>
+          <w:rFonts w:ascii="Times New Roman" w:eastAsia="Times New Roman" w:hAnsi="Times New Roman" w:cs="Times New Roman"/>
+          <w:sz w:val="24"/>
+          <w:szCs w:val="24"/>
+          <w:lang w:val="en-ZW"/>
+        </w:rPr>
+      </w:pPr>
+      <w:r>
+        <w:rPr>
+          <w:rFonts w:ascii="Times New Roman" w:eastAsia="Times New Roman" w:hAnsi="Times New Roman" w:cs="Times New Roman"/>
+          <w:sz w:val="24"/>
+          <w:szCs w:val="24"/>
+          <w:lang w:val="en-ZW"/>
+        </w:rPr>
+        <w:t>For the Chapter 3 literature cited above, the previously established references retain their existing numbers, particularly:</w:t>
+      </w:r>
+    </w:p>
+    <w:p>
+      <w:pPr>
+        <w:spacing w:line="360" w:lineRule="auto"/>
+        <w:jc w:val="both"/>
+        <w:rPr>
+          <w:rFonts w:ascii="Times New Roman" w:eastAsia="Times New Roman" w:hAnsi="Times New Roman" w:cs="Times New Roman"/>
+          <w:sz w:val="24"/>
+          <w:szCs w:val="24"/>
+          <w:lang w:val="en-ZW"/>
+        </w:rPr>
+      </w:pPr>
+      <w:r>
+        <w:rPr>
+          <w:rFonts w:ascii="Times New Roman" w:eastAsia="Times New Roman" w:hAnsi="Times New Roman" w:cs="Times New Roman"/>
+          <w:sz w:val="24"/>
+          <w:szCs w:val="24"/>
+          <w:lang w:val="en-ZW"/>
+        </w:rPr>
+        <w:t xml:space="preserve">[5] R. I. T. Jensen and A. </w:t>
+      </w:r>
+      <w:proofErr w:type="spellStart"/>
+      <w:r>
+        <w:rPr>
+          <w:rFonts w:ascii="Times New Roman" w:eastAsia="Times New Roman" w:hAnsi="Times New Roman" w:cs="Times New Roman"/>
+          <w:sz w:val="24"/>
+          <w:szCs w:val="24"/>
+          <w:lang w:val="en-ZW"/>
+        </w:rPr>
+        <w:t>Iosifidis</w:t>
+      </w:r>
+      <w:proofErr w:type="spellEnd"/>
+      <w:r>
+        <w:rPr>
+          <w:rFonts w:ascii="Times New Roman" w:eastAsia="Times New Roman" w:hAnsi="Times New Roman" w:cs="Times New Roman"/>
+          <w:sz w:val="24"/>
+          <w:szCs w:val="24"/>
+          <w:lang w:val="en-ZW"/>
+        </w:rPr>
+        <w:t xml:space="preserve">, “Fighting money laundering with statistics and machine learning,” IEEE Access, vol. 11, pp. 8889–8903, 2023, </w:t>
+      </w:r>
+      <w:proofErr w:type="spellStart"/>
+      <w:r>
+        <w:rPr>
+          <w:rFonts w:ascii="Times New Roman" w:eastAsia="Times New Roman" w:hAnsi="Times New Roman" w:cs="Times New Roman"/>
+          <w:sz w:val="24"/>
+          <w:szCs w:val="24"/>
+          <w:lang w:val="en-ZW"/>
+        </w:rPr>
+        <w:t>doi</w:t>
+      </w:r>
+      <w:proofErr w:type="spellEnd"/>
+      <w:r>
+        <w:rPr>
+          <w:rFonts w:ascii="Times New Roman" w:eastAsia="Times New Roman" w:hAnsi="Times New Roman" w:cs="Times New Roman"/>
+          <w:sz w:val="24"/>
+          <w:szCs w:val="24"/>
+          <w:lang w:val="en-ZW"/>
+        </w:rPr>
+        <w:t>: 10.1109/ACCESS.2023.3239549. (</w:t>
+      </w:r>
+      <w:hyperlink r:id="rId4" w:tooltip="Fighting Money Laundering With Statistics and Machine Learning - Aarhus University" w:history="1">
+        <w:r>
+          <w:rPr>
+            <w:rStyle w:val="Hyperlink"/>
+            <w:rFonts w:ascii="Times New Roman" w:eastAsia="Times New Roman" w:hAnsi="Times New Roman" w:cs="Times New Roman"/>
+            <w:sz w:val="24"/>
+            <w:szCs w:val="24"/>
+            <w:lang w:val="en-ZW"/>
+          </w:rPr>
+          <w:t>Pure</w:t>
+        </w:r>
+      </w:hyperlink>
+      <w:r>
+        <w:rPr>
+          <w:rFonts w:ascii="Times New Roman" w:eastAsia="Times New Roman" w:hAnsi="Times New Roman" w:cs="Times New Roman"/>
+          <w:sz w:val="24"/>
+          <w:szCs w:val="24"/>
+          <w:lang w:val="en-ZW"/>
+        </w:rPr>
+        <w:t>)</w:t>
+      </w:r>
+    </w:p>
+    <w:p>
+      <w:pPr>
+        <w:spacing w:line="360" w:lineRule="auto"/>
+        <w:jc w:val="both"/>
+        <w:rPr>
+          <w:rFonts w:ascii="Times New Roman" w:eastAsia="Times New Roman" w:hAnsi="Times New Roman" w:cs="Times New Roman"/>
+          <w:sz w:val="24"/>
+          <w:szCs w:val="24"/>
+          <w:lang w:val="en-ZW"/>
+        </w:rPr>
+      </w:pPr>
+      <w:r>
+        <w:rPr>
+          <w:rFonts w:ascii="Times New Roman" w:eastAsia="Times New Roman" w:hAnsi="Times New Roman" w:cs="Times New Roman"/>
+          <w:sz w:val="24"/>
+          <w:szCs w:val="24"/>
+          <w:lang w:val="en-ZW"/>
+        </w:rPr>
+        <w:t xml:space="preserve">[6] P. </w:t>
+      </w:r>
+      <w:proofErr w:type="spellStart"/>
+      <w:r>
+        <w:rPr>
+          <w:rFonts w:ascii="Times New Roman" w:eastAsia="Times New Roman" w:hAnsi="Times New Roman" w:cs="Times New Roman"/>
+          <w:sz w:val="24"/>
+          <w:szCs w:val="24"/>
+          <w:lang w:val="en-ZW"/>
+        </w:rPr>
+        <w:t>Tertychnyi</w:t>
+      </w:r>
+      <w:proofErr w:type="spellEnd"/>
+      <w:r>
+        <w:rPr>
+          <w:rFonts w:ascii="Times New Roman" w:eastAsia="Times New Roman" w:hAnsi="Times New Roman" w:cs="Times New Roman"/>
+          <w:sz w:val="24"/>
+          <w:szCs w:val="24"/>
+          <w:lang w:val="en-ZW"/>
+        </w:rPr>
+        <w:t xml:space="preserve">, M. </w:t>
+      </w:r>
+      <w:proofErr w:type="spellStart"/>
+      <w:r>
+        <w:rPr>
+          <w:rFonts w:ascii="Times New Roman" w:eastAsia="Times New Roman" w:hAnsi="Times New Roman" w:cs="Times New Roman"/>
+          <w:sz w:val="24"/>
+          <w:szCs w:val="24"/>
+          <w:lang w:val="en-ZW"/>
+        </w:rPr>
+        <w:t>Godgildieva</w:t>
+      </w:r>
+      <w:proofErr w:type="spellEnd"/>
+      <w:r>
+        <w:rPr>
+          <w:rFonts w:ascii="Times New Roman" w:eastAsia="Times New Roman" w:hAnsi="Times New Roman" w:cs="Times New Roman"/>
+          <w:sz w:val="24"/>
+          <w:szCs w:val="24"/>
+          <w:lang w:val="en-ZW"/>
+        </w:rPr>
+        <w:t xml:space="preserve">, M. Dumas, and M. Ollikainen, “Time-aware and interpretable predictive monitoring system for Anti-Money Laundering,” Machine Learning with Applications, vol. 8, Art. no. 100306, 2022, </w:t>
+      </w:r>
+      <w:proofErr w:type="spellStart"/>
+      <w:r>
+        <w:rPr>
+          <w:rFonts w:ascii="Times New Roman" w:eastAsia="Times New Roman" w:hAnsi="Times New Roman" w:cs="Times New Roman"/>
+          <w:sz w:val="24"/>
+          <w:szCs w:val="24"/>
+          <w:lang w:val="en-ZW"/>
+        </w:rPr>
+        <w:t>doi</w:t>
+      </w:r>
+      <w:proofErr w:type="spellEnd"/>
+      <w:r>
+        <w:rPr>
+          <w:rFonts w:ascii="Times New Roman" w:eastAsia="Times New Roman" w:hAnsi="Times New Roman" w:cs="Times New Roman"/>
+          <w:sz w:val="24"/>
+          <w:szCs w:val="24"/>
+          <w:lang w:val="en-ZW"/>
+        </w:rPr>
+        <w:t>: 10.1016/j.mlwa.2022.100306. (</w:t>
+      </w:r>
+      <w:hyperlink r:id="rId5" w:tooltip="Time-aware and interpretable predictive monitoring system for Anti-Money Laundering - ScienceDirect" w:history="1">
+        <w:r>
+          <w:rPr>
+            <w:rStyle w:val="Hyperlink"/>
+            <w:rFonts w:ascii="Times New Roman" w:eastAsia="Times New Roman" w:hAnsi="Times New Roman" w:cs="Times New Roman"/>
+            <w:sz w:val="24"/>
+            <w:szCs w:val="24"/>
+            <w:lang w:val="en-ZW"/>
+          </w:rPr>
+          <w:t>ScienceDirect</w:t>
+        </w:r>
+      </w:hyperlink>
+      <w:r>
+        <w:rPr>
+          <w:rFonts w:ascii="Times New Roman" w:eastAsia="Times New Roman" w:hAnsi="Times New Roman" w:cs="Times New Roman"/>
+          <w:sz w:val="24"/>
+          <w:szCs w:val="24"/>
+          <w:lang w:val="en-ZW"/>
+        </w:rPr>
+        <w:t>)</w:t>
+      </w:r>
+    </w:p>
+    <w:p>
+      <w:pPr>
+        <w:spacing w:line="360" w:lineRule="auto"/>
+        <w:jc w:val="both"/>
+        <w:rPr>
+          <w:rFonts w:ascii="Times New Roman" w:eastAsia="Times New Roman" w:hAnsi="Times New Roman" w:cs="Times New Roman"/>
+          <w:sz w:val="24"/>
+          <w:szCs w:val="24"/>
+          <w:lang w:val="en-ZW"/>
+        </w:rPr>
+      </w:pPr>
+      <w:r>
+        <w:rPr>
+          <w:rFonts w:ascii="Times New Roman" w:eastAsia="Times New Roman" w:hAnsi="Times New Roman" w:cs="Times New Roman"/>
+          <w:sz w:val="24"/>
+          <w:szCs w:val="24"/>
+          <w:lang w:val="en-ZW"/>
+        </w:rPr>
+        <w:t xml:space="preserve">[7] E. Altman, J. </w:t>
+      </w:r>
+      <w:proofErr w:type="spellStart"/>
+      <w:r>
+        <w:rPr>
+          <w:rFonts w:ascii="Times New Roman" w:eastAsia="Times New Roman" w:hAnsi="Times New Roman" w:cs="Times New Roman"/>
+          <w:sz w:val="24"/>
+          <w:szCs w:val="24"/>
+          <w:lang w:val="en-ZW"/>
+        </w:rPr>
+        <w:t>Blanuša</w:t>
+      </w:r>
+      <w:proofErr w:type="spellEnd"/>
+      <w:r>
+        <w:rPr>
+          <w:rFonts w:ascii="Times New Roman" w:eastAsia="Times New Roman" w:hAnsi="Times New Roman" w:cs="Times New Roman"/>
+          <w:sz w:val="24"/>
+          <w:szCs w:val="24"/>
+          <w:lang w:val="en-ZW"/>
+        </w:rPr>
+        <w:t xml:space="preserve">, L. von </w:t>
+      </w:r>
+      <w:proofErr w:type="spellStart"/>
+      <w:r>
+        <w:rPr>
+          <w:rFonts w:ascii="Times New Roman" w:eastAsia="Times New Roman" w:hAnsi="Times New Roman" w:cs="Times New Roman"/>
+          <w:sz w:val="24"/>
+          <w:szCs w:val="24"/>
+          <w:lang w:val="en-ZW"/>
+        </w:rPr>
+        <w:t>Niederhäusern</w:t>
+      </w:r>
+      <w:proofErr w:type="spellEnd"/>
+      <w:r>
+        <w:rPr>
+          <w:rFonts w:ascii="Times New Roman" w:eastAsia="Times New Roman" w:hAnsi="Times New Roman" w:cs="Times New Roman"/>
+          <w:sz w:val="24"/>
+          <w:szCs w:val="24"/>
+          <w:lang w:val="en-ZW"/>
+        </w:rPr>
+        <w:t xml:space="preserve">, B. </w:t>
+      </w:r>
+      <w:proofErr w:type="spellStart"/>
+      <w:r>
+        <w:rPr>
+          <w:rFonts w:ascii="Times New Roman" w:eastAsia="Times New Roman" w:hAnsi="Times New Roman" w:cs="Times New Roman"/>
+          <w:sz w:val="24"/>
+          <w:szCs w:val="24"/>
+          <w:lang w:val="en-ZW"/>
+        </w:rPr>
+        <w:t>Egressy</w:t>
+      </w:r>
+      <w:proofErr w:type="spellEnd"/>
+      <w:r>
+        <w:rPr>
+          <w:rFonts w:ascii="Times New Roman" w:eastAsia="Times New Roman" w:hAnsi="Times New Roman" w:cs="Times New Roman"/>
+          <w:sz w:val="24"/>
+          <w:szCs w:val="24"/>
+          <w:lang w:val="en-ZW"/>
+        </w:rPr>
+        <w:t xml:space="preserve">, A. </w:t>
+      </w:r>
+      <w:proofErr w:type="spellStart"/>
+      <w:r>
+        <w:rPr>
+          <w:rFonts w:ascii="Times New Roman" w:eastAsia="Times New Roman" w:hAnsi="Times New Roman" w:cs="Times New Roman"/>
+          <w:sz w:val="24"/>
+          <w:szCs w:val="24"/>
+          <w:lang w:val="en-ZW"/>
+        </w:rPr>
+        <w:t>Anghel</w:t>
+      </w:r>
+      <w:proofErr w:type="spellEnd"/>
+      <w:r>
+        <w:rPr>
+          <w:rFonts w:ascii="Times New Roman" w:eastAsia="Times New Roman" w:hAnsi="Times New Roman" w:cs="Times New Roman"/>
+          <w:sz w:val="24"/>
+          <w:szCs w:val="24"/>
+          <w:lang w:val="en-ZW"/>
+        </w:rPr>
+        <w:t xml:space="preserve">, and K. </w:t>
+      </w:r>
+      <w:proofErr w:type="spellStart"/>
+      <w:r>
+        <w:rPr>
+          <w:rFonts w:ascii="Times New Roman" w:eastAsia="Times New Roman" w:hAnsi="Times New Roman" w:cs="Times New Roman"/>
+          <w:sz w:val="24"/>
+          <w:szCs w:val="24"/>
+          <w:lang w:val="en-ZW"/>
+        </w:rPr>
+        <w:t>Atasu</w:t>
+      </w:r>
+      <w:proofErr w:type="spellEnd"/>
+      <w:r>
+        <w:rPr>
+          <w:rFonts w:ascii="Times New Roman" w:eastAsia="Times New Roman" w:hAnsi="Times New Roman" w:cs="Times New Roman"/>
+          <w:sz w:val="24"/>
+          <w:szCs w:val="24"/>
+          <w:lang w:val="en-ZW"/>
+        </w:rPr>
+        <w:t>, “Realistic synthetic financial transactions for Anti-Money Laundering models,” Advances in Neural Information Processing Systems, vol. 36, 2023. (</w:t>
+      </w:r>
+      <w:hyperlink r:id="rId6" w:tooltip="Realistic Synthetic Financial Transactions for Anti-Money Laundering Models for NeurIPS 2023 - IBM Research" w:history="1">
+        <w:r>
+          <w:rPr>
+            <w:rStyle w:val="Hyperlink"/>
+            <w:rFonts w:ascii="Times New Roman" w:eastAsia="Times New Roman" w:hAnsi="Times New Roman" w:cs="Times New Roman"/>
+            <w:sz w:val="24"/>
+            <w:szCs w:val="24"/>
+            <w:lang w:val="en-ZW"/>
+          </w:rPr>
+          <w:t>IBM Research</w:t>
+        </w:r>
+      </w:hyperlink>
+      <w:r>
+        <w:rPr>
+          <w:rFonts w:ascii="Times New Roman" w:eastAsia="Times New Roman" w:hAnsi="Times New Roman" w:cs="Times New Roman"/>
+          <w:sz w:val="24"/>
+          <w:szCs w:val="24"/>
+          <w:lang w:val="en-ZW"/>
+        </w:rPr>
+        <w:t>)</w:t>
+      </w:r>
+    </w:p>
+    <w:p>
+      <w:pPr>
+        <w:spacing w:line="360" w:lineRule="auto"/>
+        <w:jc w:val="both"/>
+        <w:rPr>
+          <w:rFonts w:ascii="Times New Roman" w:eastAsia="Times New Roman" w:hAnsi="Times New Roman" w:cs="Times New Roman"/>
+          <w:sz w:val="24"/>
+          <w:szCs w:val="24"/>
+          <w:lang w:val="en-ZW"/>
+        </w:rPr>
+      </w:pPr>
+      <w:r>
+        <w:rPr>
+          <w:rFonts w:ascii="Times New Roman" w:eastAsia="Times New Roman" w:hAnsi="Times New Roman" w:cs="Times New Roman"/>
+          <w:sz w:val="24"/>
+          <w:szCs w:val="24"/>
+          <w:lang w:val="en-ZW"/>
+        </w:rPr>
+        <w:t xml:space="preserve">[19] M. </w:t>
+      </w:r>
+      <w:proofErr w:type="spellStart"/>
+      <w:r>
+        <w:rPr>
+          <w:rFonts w:ascii="Times New Roman" w:eastAsia="Times New Roman" w:hAnsi="Times New Roman" w:cs="Times New Roman"/>
+          <w:sz w:val="24"/>
+          <w:szCs w:val="24"/>
+          <w:lang w:val="en-ZW"/>
+        </w:rPr>
+        <w:t>Jullum</w:t>
+      </w:r>
+      <w:proofErr w:type="spellEnd"/>
+      <w:r>
+        <w:rPr>
+          <w:rFonts w:ascii="Times New Roman" w:eastAsia="Times New Roman" w:hAnsi="Times New Roman" w:cs="Times New Roman"/>
+          <w:sz w:val="24"/>
+          <w:szCs w:val="24"/>
+          <w:lang w:val="en-ZW"/>
+        </w:rPr>
+        <w:t xml:space="preserve">, A. </w:t>
+      </w:r>
+      <w:proofErr w:type="spellStart"/>
+      <w:r>
+        <w:rPr>
+          <w:rFonts w:ascii="Times New Roman" w:eastAsia="Times New Roman" w:hAnsi="Times New Roman" w:cs="Times New Roman"/>
+          <w:sz w:val="24"/>
+          <w:szCs w:val="24"/>
+          <w:lang w:val="en-ZW"/>
+        </w:rPr>
+        <w:t>Løland</w:t>
+      </w:r>
+      <w:proofErr w:type="spellEnd"/>
+      <w:r>
+        <w:rPr>
+          <w:rFonts w:ascii="Times New Roman" w:eastAsia="Times New Roman" w:hAnsi="Times New Roman" w:cs="Times New Roman"/>
+          <w:sz w:val="24"/>
+          <w:szCs w:val="24"/>
+          <w:lang w:val="en-ZW"/>
+        </w:rPr>
+        <w:t xml:space="preserve">, R. B. </w:t>
+      </w:r>
+      <w:proofErr w:type="spellStart"/>
+      <w:r>
+        <w:rPr>
+          <w:rFonts w:ascii="Times New Roman" w:eastAsia="Times New Roman" w:hAnsi="Times New Roman" w:cs="Times New Roman"/>
+          <w:sz w:val="24"/>
+          <w:szCs w:val="24"/>
+          <w:lang w:val="en-ZW"/>
+        </w:rPr>
+        <w:t>Huseby</w:t>
+      </w:r>
+      <w:proofErr w:type="spellEnd"/>
+      <w:r>
+        <w:rPr>
+          <w:rFonts w:ascii="Times New Roman" w:eastAsia="Times New Roman" w:hAnsi="Times New Roman" w:cs="Times New Roman"/>
+          <w:sz w:val="24"/>
+          <w:szCs w:val="24"/>
+          <w:lang w:val="en-ZW"/>
+        </w:rPr>
+        <w:t xml:space="preserve">, G. </w:t>
+      </w:r>
+      <w:proofErr w:type="spellStart"/>
+      <w:r>
+        <w:rPr>
+          <w:rFonts w:ascii="Times New Roman" w:eastAsia="Times New Roman" w:hAnsi="Times New Roman" w:cs="Times New Roman"/>
+          <w:sz w:val="24"/>
+          <w:szCs w:val="24"/>
+          <w:lang w:val="en-ZW"/>
+        </w:rPr>
+        <w:t>Ånonsen</w:t>
+      </w:r>
+      <w:proofErr w:type="spellEnd"/>
+      <w:r>
+        <w:rPr>
+          <w:rFonts w:ascii="Times New Roman" w:eastAsia="Times New Roman" w:hAnsi="Times New Roman" w:cs="Times New Roman"/>
+          <w:sz w:val="24"/>
+          <w:szCs w:val="24"/>
+          <w:lang w:val="en-ZW"/>
+        </w:rPr>
+        <w:t xml:space="preserve">, and J. </w:t>
+      </w:r>
+      <w:proofErr w:type="spellStart"/>
+      <w:r>
+        <w:rPr>
+          <w:rFonts w:ascii="Times New Roman" w:eastAsia="Times New Roman" w:hAnsi="Times New Roman" w:cs="Times New Roman"/>
+          <w:sz w:val="24"/>
+          <w:szCs w:val="24"/>
+          <w:lang w:val="en-ZW"/>
+        </w:rPr>
+        <w:t>Lorentzen</w:t>
+      </w:r>
+      <w:proofErr w:type="spellEnd"/>
+      <w:r>
+        <w:rPr>
+          <w:rFonts w:ascii="Times New Roman" w:eastAsia="Times New Roman" w:hAnsi="Times New Roman" w:cs="Times New Roman"/>
+          <w:sz w:val="24"/>
+          <w:szCs w:val="24"/>
+          <w:lang w:val="en-ZW"/>
+        </w:rPr>
+        <w:t xml:space="preserve">, “Detecting money laundering transactions with machine learning,” Journal of Money Laundering Control, vol. 23, no. 1, pp. 173–186, 2020, </w:t>
+      </w:r>
+      <w:proofErr w:type="spellStart"/>
+      <w:r>
+        <w:rPr>
+          <w:rFonts w:ascii="Times New Roman" w:eastAsia="Times New Roman" w:hAnsi="Times New Roman" w:cs="Times New Roman"/>
+          <w:sz w:val="24"/>
+          <w:szCs w:val="24"/>
+          <w:lang w:val="en-ZW"/>
+        </w:rPr>
+        <w:t>doi</w:t>
+      </w:r>
+      <w:proofErr w:type="spellEnd"/>
+      <w:r>
+        <w:rPr>
+          <w:rFonts w:ascii="Times New Roman" w:eastAsia="Times New Roman" w:hAnsi="Times New Roman" w:cs="Times New Roman"/>
+          <w:sz w:val="24"/>
+          <w:szCs w:val="24"/>
+          <w:lang w:val="en-ZW"/>
+        </w:rPr>
+        <w:t>: 10.1108/JMLC-07-2019-0055. (</w:t>
+      </w:r>
+      <w:hyperlink r:id="rId7" w:tooltip="Detecting money laundering transactions with machine learning - ScienceDirect" w:history="1">
+        <w:r>
+          <w:rPr>
+            <w:rStyle w:val="Hyperlink"/>
+            <w:rFonts w:ascii="Times New Roman" w:eastAsia="Times New Roman" w:hAnsi="Times New Roman" w:cs="Times New Roman"/>
+            <w:sz w:val="24"/>
+            <w:szCs w:val="24"/>
+            <w:lang w:val="en-ZW"/>
+          </w:rPr>
+          <w:t>ScienceDirect</w:t>
+        </w:r>
+      </w:hyperlink>
+      <w:r>
+        <w:rPr>
+          <w:rFonts w:ascii="Times New Roman" w:eastAsia="Times New Roman" w:hAnsi="Times New Roman" w:cs="Times New Roman"/>
+          <w:sz w:val="24"/>
+          <w:szCs w:val="24"/>
+          <w:lang w:val="en-ZW"/>
+        </w:rPr>
+        <w:t>)</w:t>
       </w:r>
     </w:p>
     <w:p>
@@ -2842,6 +3470,17 @@
       <w:spacing w:val="5"/>
     </w:rPr>
   </w:style>
+  <w:style w:type="character" w:styleId="Hyperlink">
+    <w:name w:val="Hyperlink"/>
+    <w:basedOn w:val="DefaultParagraphFont"/>
+    <w:uiPriority w:val="99"/>
+    <w:unhideWhenUsed/>
+    <w:rsid w:val="00D9417C"/>
+    <w:rPr>
+      <w:color w:val="0563C1" w:themeColor="hyperlink"/>
+      <w:u w:val="single"/>
+    </w:rPr>
+  </w:style>
 </w:styles>
 </file>
 

--- a/Chapter 1-5 References.docx
+++ b/Chapter 1-5 References.docx
@@ -150,47 +150,7 @@
           <w:szCs w:val="24"/>
           <w:lang w:val="en-ZW"/>
         </w:rPr>
-        <w:t xml:space="preserve">[3] A. </w:t>
-      </w:r>
-      <w:proofErr w:type="spellStart"/>
-      <w:r>
-        <w:rPr>
-          <w:rFonts w:ascii="Times New Roman" w:hAnsi="Times New Roman" w:cs="Times New Roman"/>
-          <w:sz w:val="24"/>
-          <w:szCs w:val="24"/>
-          <w:lang w:val="en-ZW"/>
-        </w:rPr>
-        <w:t>Demirgüç-Kunt</w:t>
-      </w:r>
-      <w:proofErr w:type="spellEnd"/>
-      <w:r>
-        <w:rPr>
-          <w:rFonts w:ascii="Times New Roman" w:hAnsi="Times New Roman" w:cs="Times New Roman"/>
-          <w:sz w:val="24"/>
-          <w:szCs w:val="24"/>
-          <w:lang w:val="en-ZW"/>
-        </w:rPr>
-        <w:t xml:space="preserve">, L. </w:t>
-      </w:r>
-      <w:proofErr w:type="spellStart"/>
-      <w:r>
-        <w:rPr>
-          <w:rFonts w:ascii="Times New Roman" w:hAnsi="Times New Roman" w:cs="Times New Roman"/>
-          <w:sz w:val="24"/>
-          <w:szCs w:val="24"/>
-          <w:lang w:val="en-ZW"/>
-        </w:rPr>
-        <w:t>Klapper</w:t>
-      </w:r>
-      <w:proofErr w:type="spellEnd"/>
-      <w:r>
-        <w:rPr>
-          <w:rFonts w:ascii="Times New Roman" w:hAnsi="Times New Roman" w:cs="Times New Roman"/>
-          <w:sz w:val="24"/>
-          <w:szCs w:val="24"/>
-          <w:lang w:val="en-ZW"/>
-        </w:rPr>
-        <w:t xml:space="preserve">, D. Singer, and S. Ansar, </w:t>
+        <w:t xml:space="preserve">[3] A. Demirgüç-Kunt, L. Klapper, D. Singer, and S. Ansar, </w:t>
       </w:r>
       <w:r>
         <w:rPr>
@@ -231,27 +191,7 @@
           <w:szCs w:val="24"/>
           <w:lang w:val="en-ZW"/>
         </w:rPr>
-        <w:t xml:space="preserve">[4] B. Whisker and M. E. </w:t>
-      </w:r>
-      <w:proofErr w:type="spellStart"/>
-      <w:r>
-        <w:rPr>
-          <w:rFonts w:ascii="Times New Roman" w:hAnsi="Times New Roman" w:cs="Times New Roman"/>
-          <w:sz w:val="24"/>
-          <w:szCs w:val="24"/>
-          <w:lang w:val="en-ZW"/>
-        </w:rPr>
-        <w:t>Lokanan</w:t>
-      </w:r>
-      <w:proofErr w:type="spellEnd"/>
-      <w:r>
-        <w:rPr>
-          <w:rFonts w:ascii="Times New Roman" w:hAnsi="Times New Roman" w:cs="Times New Roman"/>
-          <w:sz w:val="24"/>
-          <w:szCs w:val="24"/>
-          <w:lang w:val="en-ZW"/>
-        </w:rPr>
-        <w:t xml:space="preserve">, “Anti-money laundering and counter-terrorist financing threats posed by mobile money,” </w:t>
+        <w:t xml:space="preserve">[4] B. Whisker and M. E. Lokanan, “Anti-money laundering and counter-terrorist financing threats posed by mobile money,” </w:t>
       </w:r>
       <w:r>
         <w:rPr>
@@ -292,27 +232,7 @@
           <w:szCs w:val="24"/>
           <w:lang w:val="en-ZW"/>
         </w:rPr>
-        <w:t xml:space="preserve">[5] R. I. T. Jensen and A. </w:t>
-      </w:r>
-      <w:proofErr w:type="spellStart"/>
-      <w:r>
-        <w:rPr>
-          <w:rFonts w:ascii="Times New Roman" w:hAnsi="Times New Roman" w:cs="Times New Roman"/>
-          <w:sz w:val="24"/>
-          <w:szCs w:val="24"/>
-          <w:lang w:val="en-ZW"/>
-        </w:rPr>
-        <w:t>Iosifidis</w:t>
-      </w:r>
-      <w:proofErr w:type="spellEnd"/>
-      <w:r>
-        <w:rPr>
-          <w:rFonts w:ascii="Times New Roman" w:hAnsi="Times New Roman" w:cs="Times New Roman"/>
-          <w:sz w:val="24"/>
-          <w:szCs w:val="24"/>
-          <w:lang w:val="en-ZW"/>
-        </w:rPr>
-        <w:t xml:space="preserve">, “Fighting money laundering with statistics and machine learning,” </w:t>
+        <w:t xml:space="preserve">[5] R. I. T. Jensen and A. Iosifidis, “Fighting money laundering with statistics and machine learning,” </w:t>
       </w:r>
       <w:r>
         <w:rPr>
@@ -353,47 +273,7 @@
           <w:szCs w:val="24"/>
           <w:lang w:val="en-ZW"/>
         </w:rPr>
-        <w:t xml:space="preserve">[6] P. </w:t>
-      </w:r>
-      <w:proofErr w:type="spellStart"/>
-      <w:r>
-        <w:rPr>
-          <w:rFonts w:ascii="Times New Roman" w:hAnsi="Times New Roman" w:cs="Times New Roman"/>
-          <w:sz w:val="24"/>
-          <w:szCs w:val="24"/>
-          <w:lang w:val="en-ZW"/>
-        </w:rPr>
-        <w:t>Tertychnyi</w:t>
-      </w:r>
-      <w:proofErr w:type="spellEnd"/>
-      <w:r>
-        <w:rPr>
-          <w:rFonts w:ascii="Times New Roman" w:hAnsi="Times New Roman" w:cs="Times New Roman"/>
-          <w:sz w:val="24"/>
-          <w:szCs w:val="24"/>
-          <w:lang w:val="en-ZW"/>
-        </w:rPr>
-        <w:t xml:space="preserve">, M. </w:t>
-      </w:r>
-      <w:proofErr w:type="spellStart"/>
-      <w:r>
-        <w:rPr>
-          <w:rFonts w:ascii="Times New Roman" w:hAnsi="Times New Roman" w:cs="Times New Roman"/>
-          <w:sz w:val="24"/>
-          <w:szCs w:val="24"/>
-          <w:lang w:val="en-ZW"/>
-        </w:rPr>
-        <w:t>Godgildieva</w:t>
-      </w:r>
-      <w:proofErr w:type="spellEnd"/>
-      <w:r>
-        <w:rPr>
-          <w:rFonts w:ascii="Times New Roman" w:hAnsi="Times New Roman" w:cs="Times New Roman"/>
-          <w:sz w:val="24"/>
-          <w:szCs w:val="24"/>
-          <w:lang w:val="en-ZW"/>
-        </w:rPr>
-        <w:t xml:space="preserve">, M. Dumas, and M. Ollikainen, “Time-aware and interpretable predictive monitoring system for Anti-Money Laundering,” </w:t>
+        <w:t xml:space="preserve">[6] P. Tertychnyi, M. Godgildieva, M. Dumas, and M. Ollikainen, “Time-aware and interpretable predictive monitoring system for Anti-Money Laundering,” </w:t>
       </w:r>
       <w:r>
         <w:rPr>
@@ -434,107 +314,7 @@
           <w:szCs w:val="24"/>
           <w:lang w:val="en-ZW"/>
         </w:rPr>
-        <w:t xml:space="preserve">[7] E. R. Altman, J. </w:t>
-      </w:r>
-      <w:proofErr w:type="spellStart"/>
-      <w:r>
-        <w:rPr>
-          <w:rFonts w:ascii="Times New Roman" w:hAnsi="Times New Roman" w:cs="Times New Roman"/>
-          <w:sz w:val="24"/>
-          <w:szCs w:val="24"/>
-          <w:lang w:val="en-ZW"/>
-        </w:rPr>
-        <w:t>Blanuša</w:t>
-      </w:r>
-      <w:proofErr w:type="spellEnd"/>
-      <w:r>
-        <w:rPr>
-          <w:rFonts w:ascii="Times New Roman" w:hAnsi="Times New Roman" w:cs="Times New Roman"/>
-          <w:sz w:val="24"/>
-          <w:szCs w:val="24"/>
-          <w:lang w:val="en-ZW"/>
-        </w:rPr>
-        <w:t xml:space="preserve">, L. von </w:t>
-      </w:r>
-      <w:proofErr w:type="spellStart"/>
-      <w:r>
-        <w:rPr>
-          <w:rFonts w:ascii="Times New Roman" w:hAnsi="Times New Roman" w:cs="Times New Roman"/>
-          <w:sz w:val="24"/>
-          <w:szCs w:val="24"/>
-          <w:lang w:val="en-ZW"/>
-        </w:rPr>
-        <w:t>Niederhäusern</w:t>
-      </w:r>
-      <w:proofErr w:type="spellEnd"/>
-      <w:r>
-        <w:rPr>
-          <w:rFonts w:ascii="Times New Roman" w:hAnsi="Times New Roman" w:cs="Times New Roman"/>
-          <w:sz w:val="24"/>
-          <w:szCs w:val="24"/>
-          <w:lang w:val="en-ZW"/>
-        </w:rPr>
-        <w:t xml:space="preserve">, B. </w:t>
-      </w:r>
-      <w:proofErr w:type="spellStart"/>
-      <w:r>
-        <w:rPr>
-          <w:rFonts w:ascii="Times New Roman" w:hAnsi="Times New Roman" w:cs="Times New Roman"/>
-          <w:sz w:val="24"/>
-          <w:szCs w:val="24"/>
-          <w:lang w:val="en-ZW"/>
-        </w:rPr>
-        <w:t>Egressy</w:t>
-      </w:r>
-      <w:proofErr w:type="spellEnd"/>
-      <w:r>
-        <w:rPr>
-          <w:rFonts w:ascii="Times New Roman" w:hAnsi="Times New Roman" w:cs="Times New Roman"/>
-          <w:sz w:val="24"/>
-          <w:szCs w:val="24"/>
-          <w:lang w:val="en-ZW"/>
-        </w:rPr>
-        <w:t xml:space="preserve">, A. </w:t>
-      </w:r>
-      <w:proofErr w:type="spellStart"/>
-      <w:r>
-        <w:rPr>
-          <w:rFonts w:ascii="Times New Roman" w:hAnsi="Times New Roman" w:cs="Times New Roman"/>
-          <w:sz w:val="24"/>
-          <w:szCs w:val="24"/>
-          <w:lang w:val="en-ZW"/>
-        </w:rPr>
-        <w:t>Anghel</w:t>
-      </w:r>
-      <w:proofErr w:type="spellEnd"/>
-      <w:r>
-        <w:rPr>
-          <w:rFonts w:ascii="Times New Roman" w:hAnsi="Times New Roman" w:cs="Times New Roman"/>
-          <w:sz w:val="24"/>
-          <w:szCs w:val="24"/>
-          <w:lang w:val="en-ZW"/>
-        </w:rPr>
-        <w:t xml:space="preserve">, and K. </w:t>
-      </w:r>
-      <w:proofErr w:type="spellStart"/>
-      <w:r>
-        <w:rPr>
-          <w:rFonts w:ascii="Times New Roman" w:hAnsi="Times New Roman" w:cs="Times New Roman"/>
-          <w:sz w:val="24"/>
-          <w:szCs w:val="24"/>
-          <w:lang w:val="en-ZW"/>
-        </w:rPr>
-        <w:t>Atasu</w:t>
-      </w:r>
-      <w:proofErr w:type="spellEnd"/>
-      <w:r>
-        <w:rPr>
-          <w:rFonts w:ascii="Times New Roman" w:hAnsi="Times New Roman" w:cs="Times New Roman"/>
-          <w:sz w:val="24"/>
-          <w:szCs w:val="24"/>
-          <w:lang w:val="en-ZW"/>
-        </w:rPr>
-        <w:t xml:space="preserve">, “Realistic synthetic financial transactions for Anti-Money Laundering models,” in </w:t>
+        <w:t xml:space="preserve">[7] E. R. Altman, J. Blanuša, L. von Niederhäusern, B. Egressy, A. Anghel, and K. Atasu, “Realistic synthetic financial transactions for Anti-Money Laundering models,” in </w:t>
       </w:r>
       <w:r>
         <w:rPr>
@@ -575,27 +355,7 @@
           <w:szCs w:val="24"/>
           <w:lang w:val="en-ZW"/>
         </w:rPr>
-        <w:t xml:space="preserve">[8] E. A. </w:t>
-      </w:r>
-      <w:proofErr w:type="spellStart"/>
-      <w:r>
-        <w:rPr>
-          <w:rFonts w:ascii="Times New Roman" w:hAnsi="Times New Roman" w:cs="Times New Roman"/>
-          <w:sz w:val="24"/>
-          <w:szCs w:val="24"/>
-          <w:lang w:val="en-ZW"/>
-        </w:rPr>
-        <w:t>Akartuna</w:t>
-      </w:r>
-      <w:proofErr w:type="spellEnd"/>
-      <w:r>
-        <w:rPr>
-          <w:rFonts w:ascii="Times New Roman" w:hAnsi="Times New Roman" w:cs="Times New Roman"/>
-          <w:sz w:val="24"/>
-          <w:szCs w:val="24"/>
-          <w:lang w:val="en-ZW"/>
-        </w:rPr>
-        <w:t xml:space="preserve">, S. D. Johnson, and A. Thornton, “Preventing the money laundering and terrorist financing risks of emerging technologies: An international policy Delphi study,” </w:t>
+        <w:t xml:space="preserve">[8] E. A. Akartuna, S. D. Johnson, and A. Thornton, “Preventing the money laundering and terrorist financing risks of emerging technologies: An international policy Delphi study,” </w:t>
       </w:r>
       <w:r>
         <w:rPr>
@@ -760,47 +520,7 @@
           <w:szCs w:val="24"/>
           <w:lang w:val="en-ZW"/>
         </w:rPr>
-        <w:t xml:space="preserve">[12] A. Mohammed, M. B. </w:t>
-      </w:r>
-      <w:proofErr w:type="spellStart"/>
-      <w:r>
-        <w:rPr>
-          <w:rFonts w:ascii="Times New Roman" w:hAnsi="Times New Roman" w:cs="Times New Roman"/>
-          <w:sz w:val="24"/>
-          <w:szCs w:val="24"/>
-          <w:lang w:val="en-ZW"/>
-        </w:rPr>
-        <w:t>Bashier</w:t>
-      </w:r>
-      <w:proofErr w:type="spellEnd"/>
-      <w:r>
-        <w:rPr>
-          <w:rFonts w:ascii="Times New Roman" w:hAnsi="Times New Roman" w:cs="Times New Roman"/>
-          <w:sz w:val="24"/>
-          <w:szCs w:val="24"/>
-          <w:lang w:val="en-ZW"/>
-        </w:rPr>
-        <w:t xml:space="preserve">, and M. B. </w:t>
-      </w:r>
-      <w:proofErr w:type="spellStart"/>
-      <w:r>
-        <w:rPr>
-          <w:rFonts w:ascii="Times New Roman" w:hAnsi="Times New Roman" w:cs="Times New Roman"/>
-          <w:sz w:val="24"/>
-          <w:szCs w:val="24"/>
-          <w:lang w:val="en-ZW"/>
-        </w:rPr>
-        <w:t>Bashier</w:t>
-      </w:r>
-      <w:proofErr w:type="spellEnd"/>
-      <w:r>
-        <w:rPr>
-          <w:rFonts w:ascii="Times New Roman" w:hAnsi="Times New Roman" w:cs="Times New Roman"/>
-          <w:sz w:val="24"/>
-          <w:szCs w:val="24"/>
-          <w:lang w:val="en-ZW"/>
-        </w:rPr>
-        <w:t>, “Machine learning for anti-money laundering: A review,” 2022.</w:t>
+        <w:t>[12] A. Mohammed, M. B. Bashier, and M. B. Bashier, “Machine learning for anti-money laundering: A review,” 2022.</w:t>
       </w:r>
     </w:p>
     <w:p>
@@ -879,27 +599,7 @@
           <w:szCs w:val="24"/>
           <w:lang w:val="en-ZW"/>
         </w:rPr>
-        <w:t xml:space="preserve"> A. </w:t>
-      </w:r>
-      <w:proofErr w:type="spellStart"/>
-      <w:r>
-        <w:rPr>
-          <w:rFonts w:ascii="Times New Roman" w:eastAsia="Times New Roman" w:hAnsi="Times New Roman" w:cs="Times New Roman"/>
-          <w:sz w:val="24"/>
-          <w:szCs w:val="24"/>
-          <w:lang w:val="en-ZW"/>
-        </w:rPr>
-        <w:t>Dornbierer</w:t>
-      </w:r>
-      <w:proofErr w:type="spellEnd"/>
-      <w:r>
-        <w:rPr>
-          <w:rFonts w:ascii="Times New Roman" w:eastAsia="Times New Roman" w:hAnsi="Times New Roman" w:cs="Times New Roman"/>
-          <w:sz w:val="24"/>
-          <w:szCs w:val="24"/>
-          <w:lang w:val="en-ZW"/>
-        </w:rPr>
-        <w:t xml:space="preserve">, </w:t>
+        <w:t xml:space="preserve"> A. Dornbierer, </w:t>
       </w:r>
       <w:r>
         <w:rPr>
@@ -1003,87 +703,7 @@
           <w:szCs w:val="24"/>
           <w:lang w:val="en-ZW"/>
         </w:rPr>
-        <w:t xml:space="preserve"> M. Weber, G. </w:t>
-      </w:r>
-      <w:proofErr w:type="spellStart"/>
-      <w:r>
-        <w:rPr>
-          <w:rFonts w:ascii="Times New Roman" w:eastAsia="Times New Roman" w:hAnsi="Times New Roman" w:cs="Times New Roman"/>
-          <w:sz w:val="24"/>
-          <w:szCs w:val="24"/>
-          <w:lang w:val="en-ZW"/>
-        </w:rPr>
-        <w:t>Domeniconi</w:t>
-      </w:r>
-      <w:proofErr w:type="spellEnd"/>
-      <w:r>
-        <w:rPr>
-          <w:rFonts w:ascii="Times New Roman" w:eastAsia="Times New Roman" w:hAnsi="Times New Roman" w:cs="Times New Roman"/>
-          <w:sz w:val="24"/>
-          <w:szCs w:val="24"/>
-          <w:lang w:val="en-ZW"/>
-        </w:rPr>
-        <w:t xml:space="preserve">, J. Chen, D. K. I. </w:t>
-      </w:r>
-      <w:proofErr w:type="spellStart"/>
-      <w:r>
-        <w:rPr>
-          <w:rFonts w:ascii="Times New Roman" w:eastAsia="Times New Roman" w:hAnsi="Times New Roman" w:cs="Times New Roman"/>
-          <w:sz w:val="24"/>
-          <w:szCs w:val="24"/>
-          <w:lang w:val="en-ZW"/>
-        </w:rPr>
-        <w:t>Weidele</w:t>
-      </w:r>
-      <w:proofErr w:type="spellEnd"/>
-      <w:r>
-        <w:rPr>
-          <w:rFonts w:ascii="Times New Roman" w:eastAsia="Times New Roman" w:hAnsi="Times New Roman" w:cs="Times New Roman"/>
-          <w:sz w:val="24"/>
-          <w:szCs w:val="24"/>
-          <w:lang w:val="en-ZW"/>
-        </w:rPr>
-        <w:t xml:space="preserve">, C. </w:t>
-      </w:r>
-      <w:proofErr w:type="spellStart"/>
-      <w:r>
-        <w:rPr>
-          <w:rFonts w:ascii="Times New Roman" w:eastAsia="Times New Roman" w:hAnsi="Times New Roman" w:cs="Times New Roman"/>
-          <w:sz w:val="24"/>
-          <w:szCs w:val="24"/>
-          <w:lang w:val="en-ZW"/>
-        </w:rPr>
-        <w:t>Bellei</w:t>
-      </w:r>
-      <w:proofErr w:type="spellEnd"/>
-      <w:r>
-        <w:rPr>
-          <w:rFonts w:ascii="Times New Roman" w:eastAsia="Times New Roman" w:hAnsi="Times New Roman" w:cs="Times New Roman"/>
-          <w:sz w:val="24"/>
-          <w:szCs w:val="24"/>
-          <w:lang w:val="en-ZW"/>
-        </w:rPr>
-        <w:t xml:space="preserve">, T. Robinson, and C. E. </w:t>
-      </w:r>
-      <w:proofErr w:type="spellStart"/>
-      <w:r>
-        <w:rPr>
-          <w:rFonts w:ascii="Times New Roman" w:eastAsia="Times New Roman" w:hAnsi="Times New Roman" w:cs="Times New Roman"/>
-          <w:sz w:val="24"/>
-          <w:szCs w:val="24"/>
-          <w:lang w:val="en-ZW"/>
-        </w:rPr>
-        <w:t>Leiserson</w:t>
-      </w:r>
-      <w:proofErr w:type="spellEnd"/>
-      <w:r>
-        <w:rPr>
-          <w:rFonts w:ascii="Times New Roman" w:eastAsia="Times New Roman" w:hAnsi="Times New Roman" w:cs="Times New Roman"/>
-          <w:sz w:val="24"/>
-          <w:szCs w:val="24"/>
-          <w:lang w:val="en-ZW"/>
-        </w:rPr>
-        <w:t xml:space="preserve">, “Anti-money laundering in Bitcoin: Experimenting with graph convolutional networks for financial forensics,” in </w:t>
+        <w:t xml:space="preserve"> M. Weber, G. Domeniconi, J. Chen, D. K. I. Weidele, C. Bellei, T. Robinson, and C. E. Leiserson, “Anti-money laundering in Bitcoin: Experimenting with graph convolutional networks for financial forensics,” in </w:t>
       </w:r>
       <w:r>
         <w:rPr>
@@ -1135,107 +755,7 @@
           <w:szCs w:val="24"/>
           <w:lang w:val="en-ZW"/>
         </w:rPr>
-        <w:t xml:space="preserve"> M. Weber, J. Chen, T. </w:t>
-      </w:r>
-      <w:proofErr w:type="spellStart"/>
-      <w:r>
-        <w:rPr>
-          <w:rFonts w:ascii="Times New Roman" w:eastAsia="Times New Roman" w:hAnsi="Times New Roman" w:cs="Times New Roman"/>
-          <w:sz w:val="24"/>
-          <w:szCs w:val="24"/>
-          <w:lang w:val="en-ZW"/>
-        </w:rPr>
-        <w:t>Suzumura</w:t>
-      </w:r>
-      <w:proofErr w:type="spellEnd"/>
-      <w:r>
-        <w:rPr>
-          <w:rFonts w:ascii="Times New Roman" w:eastAsia="Times New Roman" w:hAnsi="Times New Roman" w:cs="Times New Roman"/>
-          <w:sz w:val="24"/>
-          <w:szCs w:val="24"/>
-          <w:lang w:val="en-ZW"/>
-        </w:rPr>
-        <w:t xml:space="preserve">, A. Pareja, T. Ma, H. </w:t>
-      </w:r>
-      <w:proofErr w:type="spellStart"/>
-      <w:r>
-        <w:rPr>
-          <w:rFonts w:ascii="Times New Roman" w:eastAsia="Times New Roman" w:hAnsi="Times New Roman" w:cs="Times New Roman"/>
-          <w:sz w:val="24"/>
-          <w:szCs w:val="24"/>
-          <w:lang w:val="en-ZW"/>
-        </w:rPr>
-        <w:t>Kanezashi</w:t>
-      </w:r>
-      <w:proofErr w:type="spellEnd"/>
-      <w:r>
-        <w:rPr>
-          <w:rFonts w:ascii="Times New Roman" w:eastAsia="Times New Roman" w:hAnsi="Times New Roman" w:cs="Times New Roman"/>
-          <w:sz w:val="24"/>
-          <w:szCs w:val="24"/>
-          <w:lang w:val="en-ZW"/>
-        </w:rPr>
-        <w:t xml:space="preserve">, T. </w:t>
-      </w:r>
-      <w:proofErr w:type="spellStart"/>
-      <w:r>
-        <w:rPr>
-          <w:rFonts w:ascii="Times New Roman" w:eastAsia="Times New Roman" w:hAnsi="Times New Roman" w:cs="Times New Roman"/>
-          <w:sz w:val="24"/>
-          <w:szCs w:val="24"/>
-          <w:lang w:val="en-ZW"/>
-        </w:rPr>
-        <w:t>Kaler</w:t>
-      </w:r>
-      <w:proofErr w:type="spellEnd"/>
-      <w:r>
-        <w:rPr>
-          <w:rFonts w:ascii="Times New Roman" w:eastAsia="Times New Roman" w:hAnsi="Times New Roman" w:cs="Times New Roman"/>
-          <w:sz w:val="24"/>
-          <w:szCs w:val="24"/>
-          <w:lang w:val="en-ZW"/>
-        </w:rPr>
-        <w:t xml:space="preserve">, C. E. </w:t>
-      </w:r>
-      <w:proofErr w:type="spellStart"/>
-      <w:r>
-        <w:rPr>
-          <w:rFonts w:ascii="Times New Roman" w:eastAsia="Times New Roman" w:hAnsi="Times New Roman" w:cs="Times New Roman"/>
-          <w:sz w:val="24"/>
-          <w:szCs w:val="24"/>
-          <w:lang w:val="en-ZW"/>
-        </w:rPr>
-        <w:t>Leiserson</w:t>
-      </w:r>
-      <w:proofErr w:type="spellEnd"/>
-      <w:r>
-        <w:rPr>
-          <w:rFonts w:ascii="Times New Roman" w:eastAsia="Times New Roman" w:hAnsi="Times New Roman" w:cs="Times New Roman"/>
-          <w:sz w:val="24"/>
-          <w:szCs w:val="24"/>
-          <w:lang w:val="en-ZW"/>
-        </w:rPr>
-        <w:t xml:space="preserve">, and T. B. </w:t>
-      </w:r>
-      <w:proofErr w:type="spellStart"/>
-      <w:r>
-        <w:rPr>
-          <w:rFonts w:ascii="Times New Roman" w:eastAsia="Times New Roman" w:hAnsi="Times New Roman" w:cs="Times New Roman"/>
-          <w:sz w:val="24"/>
-          <w:szCs w:val="24"/>
-          <w:lang w:val="en-ZW"/>
-        </w:rPr>
-        <w:t>Schardl</w:t>
-      </w:r>
-      <w:proofErr w:type="spellEnd"/>
-      <w:r>
-        <w:rPr>
-          <w:rFonts w:ascii="Times New Roman" w:eastAsia="Times New Roman" w:hAnsi="Times New Roman" w:cs="Times New Roman"/>
-          <w:sz w:val="24"/>
-          <w:szCs w:val="24"/>
-          <w:lang w:val="en-ZW"/>
-        </w:rPr>
-        <w:t xml:space="preserve">, “Scalable graph learning for anti-money laundering: A first look,” in </w:t>
+        <w:t xml:space="preserve"> M. Weber, J. Chen, T. Suzumura, A. Pareja, T. Ma, H. Kanezashi, T. Kaler, C. E. Leiserson, and T. B. Schardl, “Scalable graph learning for anti-money laundering: A first look,” in </w:t>
       </w:r>
       <w:r>
         <w:rPr>
@@ -1246,9 +766,49 @@
           <w:szCs w:val="24"/>
           <w:lang w:val="en-ZW"/>
         </w:rPr>
-        <w:t xml:space="preserve">Proc. </w:t>
-      </w:r>
-      <w:proofErr w:type="spellStart"/>
+        <w:t>Proc. NeurIPS Workshop on Challenges and Opportunities for AI in Financial Services</w:t>
+      </w:r>
+      <w:r>
+        <w:rPr>
+          <w:rFonts w:ascii="Times New Roman" w:eastAsia="Times New Roman" w:hAnsi="Times New Roman" w:cs="Times New Roman"/>
+          <w:sz w:val="24"/>
+          <w:szCs w:val="24"/>
+          <w:lang w:val="en-ZW"/>
+        </w:rPr>
+        <w:t>, 2018.</w:t>
+      </w:r>
+    </w:p>
+    <w:p>
+      <w:pPr>
+        <w:spacing w:line="360" w:lineRule="auto"/>
+        <w:jc w:val="both"/>
+        <w:rPr>
+          <w:rFonts w:ascii="Times New Roman" w:eastAsia="Times New Roman" w:hAnsi="Times New Roman" w:cs="Times New Roman"/>
+          <w:sz w:val="24"/>
+          <w:szCs w:val="24"/>
+          <w:lang w:val="en-ZW"/>
+        </w:rPr>
+      </w:pPr>
+      <w:r>
+        <w:rPr>
+          <w:rFonts w:ascii="Times New Roman" w:eastAsia="Times New Roman" w:hAnsi="Times New Roman" w:cs="Times New Roman"/>
+          <w:b/>
+          <w:bCs/>
+          <w:sz w:val="24"/>
+          <w:szCs w:val="24"/>
+          <w:lang w:val="en-ZW"/>
+        </w:rPr>
+        <w:t>[17]</w:t>
+      </w:r>
+      <w:r>
+        <w:rPr>
+          <w:rFonts w:ascii="Times New Roman" w:eastAsia="Times New Roman" w:hAnsi="Times New Roman" w:cs="Times New Roman"/>
+          <w:sz w:val="24"/>
+          <w:szCs w:val="24"/>
+          <w:lang w:val="en-ZW"/>
+        </w:rPr>
+        <w:t xml:space="preserve"> H. Chitimira and P. Ncube, “The nexus between mobile money regulation, innovative technology and the promotion of financial inclusion in Zimbabwe,” </w:t>
+      </w:r>
       <w:r>
         <w:rPr>
           <w:rFonts w:ascii="Times New Roman" w:eastAsia="Times New Roman" w:hAnsi="Times New Roman" w:cs="Times New Roman"/>
@@ -1258,9 +818,49 @@
           <w:szCs w:val="24"/>
           <w:lang w:val="en-ZW"/>
         </w:rPr>
-        <w:t>NeurIPS</w:t>
-      </w:r>
-      <w:proofErr w:type="spellEnd"/>
+        <w:t>Potchefstroom Electronic Law Journal</w:t>
+      </w:r>
+      <w:r>
+        <w:rPr>
+          <w:rFonts w:ascii="Times New Roman" w:eastAsia="Times New Roman" w:hAnsi="Times New Roman" w:cs="Times New Roman"/>
+          <w:sz w:val="24"/>
+          <w:szCs w:val="24"/>
+          <w:lang w:val="en-ZW"/>
+        </w:rPr>
+        <w:t>, vol. 24, 2021.</w:t>
+      </w:r>
+    </w:p>
+    <w:p>
+      <w:pPr>
+        <w:spacing w:line="360" w:lineRule="auto"/>
+        <w:jc w:val="both"/>
+        <w:rPr>
+          <w:rFonts w:ascii="Times New Roman" w:eastAsia="Times New Roman" w:hAnsi="Times New Roman" w:cs="Times New Roman"/>
+          <w:sz w:val="24"/>
+          <w:szCs w:val="24"/>
+          <w:lang w:val="en-ZW"/>
+        </w:rPr>
+      </w:pPr>
+      <w:r>
+        <w:rPr>
+          <w:rFonts w:ascii="Times New Roman" w:eastAsia="Times New Roman" w:hAnsi="Times New Roman" w:cs="Times New Roman"/>
+          <w:b/>
+          <w:bCs/>
+          <w:sz w:val="24"/>
+          <w:szCs w:val="24"/>
+          <w:lang w:val="en-ZW"/>
+        </w:rPr>
+        <w:t>[18]</w:t>
+      </w:r>
+      <w:r>
+        <w:rPr>
+          <w:rFonts w:ascii="Times New Roman" w:eastAsia="Times New Roman" w:hAnsi="Times New Roman" w:cs="Times New Roman"/>
+          <w:sz w:val="24"/>
+          <w:szCs w:val="24"/>
+          <w:lang w:val="en-ZW"/>
+        </w:rPr>
+        <w:t xml:space="preserve"> H. Chitimira and P. Ncube, “Policy implications and mobile money regulatory approaches to promote financial inclusion of the poor in Zimbabwe after the COVID-19 pandemic,” </w:t>
+      </w:r>
       <w:r>
         <w:rPr>
           <w:rFonts w:ascii="Times New Roman" w:eastAsia="Times New Roman" w:hAnsi="Times New Roman" w:cs="Times New Roman"/>
@@ -1270,16 +870,16 @@
           <w:szCs w:val="24"/>
           <w:lang w:val="en-ZW"/>
         </w:rPr>
-        <w:t xml:space="preserve"> Workshop on Challenges and Opportunities for AI in Financial Services</w:t>
-      </w:r>
-      <w:r>
-        <w:rPr>
-          <w:rFonts w:ascii="Times New Roman" w:eastAsia="Times New Roman" w:hAnsi="Times New Roman" w:cs="Times New Roman"/>
-          <w:sz w:val="24"/>
-          <w:szCs w:val="24"/>
-          <w:lang w:val="en-ZW"/>
-        </w:rPr>
-        <w:t>, 2018.</w:t>
+        <w:t>Journal of Comparative Law in Africa</w:t>
+      </w:r>
+      <w:r>
+        <w:rPr>
+          <w:rFonts w:ascii="Times New Roman" w:eastAsia="Times New Roman" w:hAnsi="Times New Roman" w:cs="Times New Roman"/>
+          <w:sz w:val="24"/>
+          <w:szCs w:val="24"/>
+          <w:lang w:val="en-ZW"/>
+        </w:rPr>
+        <w:t>, 2023.</w:t>
       </w:r>
     </w:p>
     <w:p>
@@ -1302,36 +902,16 @@
           <w:szCs w:val="24"/>
           <w:lang w:val="en-ZW"/>
         </w:rPr>
-        <w:t>[17]</w:t>
-      </w:r>
-      <w:r>
-        <w:rPr>
-          <w:rFonts w:ascii="Times New Roman" w:eastAsia="Times New Roman" w:hAnsi="Times New Roman" w:cs="Times New Roman"/>
-          <w:sz w:val="24"/>
-          <w:szCs w:val="24"/>
-          <w:lang w:val="en-ZW"/>
-        </w:rPr>
-        <w:t xml:space="preserve"> H. </w:t>
-      </w:r>
-      <w:proofErr w:type="spellStart"/>
-      <w:r>
-        <w:rPr>
-          <w:rFonts w:ascii="Times New Roman" w:eastAsia="Times New Roman" w:hAnsi="Times New Roman" w:cs="Times New Roman"/>
-          <w:sz w:val="24"/>
-          <w:szCs w:val="24"/>
-          <w:lang w:val="en-ZW"/>
-        </w:rPr>
-        <w:t>Chitimira</w:t>
-      </w:r>
-      <w:proofErr w:type="spellEnd"/>
-      <w:r>
-        <w:rPr>
-          <w:rFonts w:ascii="Times New Roman" w:eastAsia="Times New Roman" w:hAnsi="Times New Roman" w:cs="Times New Roman"/>
-          <w:sz w:val="24"/>
-          <w:szCs w:val="24"/>
-          <w:lang w:val="en-ZW"/>
-        </w:rPr>
-        <w:t xml:space="preserve"> and P. Ncube, “The nexus between mobile money regulation, innovative technology and the promotion of financial inclusion in Zimbabwe,” </w:t>
+        <w:t>[19]</w:t>
+      </w:r>
+      <w:r>
+        <w:rPr>
+          <w:rFonts w:ascii="Times New Roman" w:eastAsia="Times New Roman" w:hAnsi="Times New Roman" w:cs="Times New Roman"/>
+          <w:sz w:val="24"/>
+          <w:szCs w:val="24"/>
+          <w:lang w:val="en-ZW"/>
+        </w:rPr>
+        <w:t xml:space="preserve"> M. Jullum, A. Løland, R. B. Huseby, G. Ånonsen, and J. Lorentzen, “Detecting money laundering transactions with machine learning,” </w:t>
       </w:r>
       <w:r>
         <w:rPr>
@@ -1342,16 +922,16 @@
           <w:szCs w:val="24"/>
           <w:lang w:val="en-ZW"/>
         </w:rPr>
-        <w:t>Potchefstroom Electronic Law Journal</w:t>
-      </w:r>
-      <w:r>
-        <w:rPr>
-          <w:rFonts w:ascii="Times New Roman" w:eastAsia="Times New Roman" w:hAnsi="Times New Roman" w:cs="Times New Roman"/>
-          <w:sz w:val="24"/>
-          <w:szCs w:val="24"/>
-          <w:lang w:val="en-ZW"/>
-        </w:rPr>
-        <w:t>, vol. 24, 2021.</w:t>
+        <w:t>Journal of Money Laundering Control</w:t>
+      </w:r>
+      <w:r>
+        <w:rPr>
+          <w:rFonts w:ascii="Times New Roman" w:eastAsia="Times New Roman" w:hAnsi="Times New Roman" w:cs="Times New Roman"/>
+          <w:sz w:val="24"/>
+          <w:szCs w:val="24"/>
+          <w:lang w:val="en-ZW"/>
+        </w:rPr>
+        <w:t>, vol. 23, no. 1, pp. 173–186, 2020, doi: 10.1108/JMLC-07-2019-0055.</w:t>
       </w:r>
     </w:p>
     <w:p>
@@ -1374,36 +954,17 @@
           <w:szCs w:val="24"/>
           <w:lang w:val="en-ZW"/>
         </w:rPr>
-        <w:t>[18]</w:t>
-      </w:r>
-      <w:r>
-        <w:rPr>
-          <w:rFonts w:ascii="Times New Roman" w:eastAsia="Times New Roman" w:hAnsi="Times New Roman" w:cs="Times New Roman"/>
-          <w:sz w:val="24"/>
-          <w:szCs w:val="24"/>
-          <w:lang w:val="en-ZW"/>
-        </w:rPr>
-        <w:t xml:space="preserve"> H. </w:t>
-      </w:r>
-      <w:proofErr w:type="spellStart"/>
-      <w:r>
-        <w:rPr>
-          <w:rFonts w:ascii="Times New Roman" w:eastAsia="Times New Roman" w:hAnsi="Times New Roman" w:cs="Times New Roman"/>
-          <w:sz w:val="24"/>
-          <w:szCs w:val="24"/>
-          <w:lang w:val="en-ZW"/>
-        </w:rPr>
-        <w:t>Chitimira</w:t>
-      </w:r>
-      <w:proofErr w:type="spellEnd"/>
-      <w:r>
-        <w:rPr>
-          <w:rFonts w:ascii="Times New Roman" w:eastAsia="Times New Roman" w:hAnsi="Times New Roman" w:cs="Times New Roman"/>
-          <w:sz w:val="24"/>
-          <w:szCs w:val="24"/>
-          <w:lang w:val="en-ZW"/>
-        </w:rPr>
-        <w:t xml:space="preserve"> and P. Ncube, “Policy implications and mobile money regulatory approaches to promote financial inclusion of the poor in Zimbabwe after the COVID-19 pandemic,” </w:t>
+        <w:lastRenderedPageBreak/>
+        <w:t>[20]</w:t>
+      </w:r>
+      <w:r>
+        <w:rPr>
+          <w:rFonts w:ascii="Times New Roman" w:eastAsia="Times New Roman" w:hAnsi="Times New Roman" w:cs="Times New Roman"/>
+          <w:sz w:val="24"/>
+          <w:szCs w:val="24"/>
+          <w:lang w:val="en-ZW"/>
+        </w:rPr>
+        <w:t xml:space="preserve"> S. Dreżewski, J. Sepielak, and W. Filipkowski, “The application of social network analysis algorithms in a system supporting money laundering detection,” </w:t>
       </w:r>
       <w:r>
         <w:rPr>
@@ -1414,16 +975,16 @@
           <w:szCs w:val="24"/>
           <w:lang w:val="en-ZW"/>
         </w:rPr>
-        <w:t>Journal of Comparative Law in Africa</w:t>
-      </w:r>
-      <w:r>
-        <w:rPr>
-          <w:rFonts w:ascii="Times New Roman" w:eastAsia="Times New Roman" w:hAnsi="Times New Roman" w:cs="Times New Roman"/>
-          <w:sz w:val="24"/>
-          <w:szCs w:val="24"/>
-          <w:lang w:val="en-ZW"/>
-        </w:rPr>
-        <w:t>, 2023.</w:t>
+        <w:t>Information Sciences</w:t>
+      </w:r>
+      <w:r>
+        <w:rPr>
+          <w:rFonts w:ascii="Times New Roman" w:eastAsia="Times New Roman" w:hAnsi="Times New Roman" w:cs="Times New Roman"/>
+          <w:sz w:val="24"/>
+          <w:szCs w:val="24"/>
+          <w:lang w:val="en-ZW"/>
+        </w:rPr>
+        <w:t>, vol. 295, pp. 18–32, 2015.</w:t>
       </w:r>
     </w:p>
     <w:p>
@@ -1446,116 +1007,16 @@
           <w:szCs w:val="24"/>
           <w:lang w:val="en-ZW"/>
         </w:rPr>
-        <w:t>[19]</w:t>
-      </w:r>
-      <w:r>
-        <w:rPr>
-          <w:rFonts w:ascii="Times New Roman" w:eastAsia="Times New Roman" w:hAnsi="Times New Roman" w:cs="Times New Roman"/>
-          <w:sz w:val="24"/>
-          <w:szCs w:val="24"/>
-          <w:lang w:val="en-ZW"/>
-        </w:rPr>
-        <w:t xml:space="preserve"> M. </w:t>
-      </w:r>
-      <w:proofErr w:type="spellStart"/>
-      <w:r>
-        <w:rPr>
-          <w:rFonts w:ascii="Times New Roman" w:eastAsia="Times New Roman" w:hAnsi="Times New Roman" w:cs="Times New Roman"/>
-          <w:sz w:val="24"/>
-          <w:szCs w:val="24"/>
-          <w:lang w:val="en-ZW"/>
-        </w:rPr>
-        <w:t>Jullum</w:t>
-      </w:r>
-      <w:proofErr w:type="spellEnd"/>
-      <w:r>
-        <w:rPr>
-          <w:rFonts w:ascii="Times New Roman" w:eastAsia="Times New Roman" w:hAnsi="Times New Roman" w:cs="Times New Roman"/>
-          <w:sz w:val="24"/>
-          <w:szCs w:val="24"/>
-          <w:lang w:val="en-ZW"/>
-        </w:rPr>
-        <w:t xml:space="preserve">, A. </w:t>
-      </w:r>
-      <w:proofErr w:type="spellStart"/>
-      <w:r>
-        <w:rPr>
-          <w:rFonts w:ascii="Times New Roman" w:eastAsia="Times New Roman" w:hAnsi="Times New Roman" w:cs="Times New Roman"/>
-          <w:sz w:val="24"/>
-          <w:szCs w:val="24"/>
-          <w:lang w:val="en-ZW"/>
-        </w:rPr>
-        <w:t>Løland</w:t>
-      </w:r>
-      <w:proofErr w:type="spellEnd"/>
-      <w:r>
-        <w:rPr>
-          <w:rFonts w:ascii="Times New Roman" w:eastAsia="Times New Roman" w:hAnsi="Times New Roman" w:cs="Times New Roman"/>
-          <w:sz w:val="24"/>
-          <w:szCs w:val="24"/>
-          <w:lang w:val="en-ZW"/>
-        </w:rPr>
-        <w:t xml:space="preserve">, R. B. </w:t>
-      </w:r>
-      <w:proofErr w:type="spellStart"/>
-      <w:r>
-        <w:rPr>
-          <w:rFonts w:ascii="Times New Roman" w:eastAsia="Times New Roman" w:hAnsi="Times New Roman" w:cs="Times New Roman"/>
-          <w:sz w:val="24"/>
-          <w:szCs w:val="24"/>
-          <w:lang w:val="en-ZW"/>
-        </w:rPr>
-        <w:t>Huseby</w:t>
-      </w:r>
-      <w:proofErr w:type="spellEnd"/>
-      <w:r>
-        <w:rPr>
-          <w:rFonts w:ascii="Times New Roman" w:eastAsia="Times New Roman" w:hAnsi="Times New Roman" w:cs="Times New Roman"/>
-          <w:sz w:val="24"/>
-          <w:szCs w:val="24"/>
-          <w:lang w:val="en-ZW"/>
-        </w:rPr>
-        <w:t xml:space="preserve">, G. </w:t>
-      </w:r>
-      <w:proofErr w:type="spellStart"/>
-      <w:r>
-        <w:rPr>
-          <w:rFonts w:ascii="Times New Roman" w:eastAsia="Times New Roman" w:hAnsi="Times New Roman" w:cs="Times New Roman"/>
-          <w:sz w:val="24"/>
-          <w:szCs w:val="24"/>
-          <w:lang w:val="en-ZW"/>
-        </w:rPr>
-        <w:t>Ånonsen</w:t>
-      </w:r>
-      <w:proofErr w:type="spellEnd"/>
-      <w:r>
-        <w:rPr>
-          <w:rFonts w:ascii="Times New Roman" w:eastAsia="Times New Roman" w:hAnsi="Times New Roman" w:cs="Times New Roman"/>
-          <w:sz w:val="24"/>
-          <w:szCs w:val="24"/>
-          <w:lang w:val="en-ZW"/>
-        </w:rPr>
-        <w:t xml:space="preserve">, and J. </w:t>
-      </w:r>
-      <w:proofErr w:type="spellStart"/>
-      <w:r>
-        <w:rPr>
-          <w:rFonts w:ascii="Times New Roman" w:eastAsia="Times New Roman" w:hAnsi="Times New Roman" w:cs="Times New Roman"/>
-          <w:sz w:val="24"/>
-          <w:szCs w:val="24"/>
-          <w:lang w:val="en-ZW"/>
-        </w:rPr>
-        <w:t>Lorentzen</w:t>
-      </w:r>
-      <w:proofErr w:type="spellEnd"/>
-      <w:r>
-        <w:rPr>
-          <w:rFonts w:ascii="Times New Roman" w:eastAsia="Times New Roman" w:hAnsi="Times New Roman" w:cs="Times New Roman"/>
-          <w:sz w:val="24"/>
-          <w:szCs w:val="24"/>
-          <w:lang w:val="en-ZW"/>
-        </w:rPr>
-        <w:t xml:space="preserve">, “Detecting money laundering transactions with machine learning,” </w:t>
+        <w:t>[21]</w:t>
+      </w:r>
+      <w:r>
+        <w:rPr>
+          <w:rFonts w:ascii="Times New Roman" w:eastAsia="Times New Roman" w:hAnsi="Times New Roman" w:cs="Times New Roman"/>
+          <w:sz w:val="24"/>
+          <w:szCs w:val="24"/>
+          <w:lang w:val="en-ZW"/>
+        </w:rPr>
+        <w:t xml:space="preserve"> B. Ndlovu, F. J. Kiwa, M. Muduva, C. T. Chipfumbu, S. Marambi, and A. Maphosa, “Developing a graph-based machine learning model for identifying money laundering networks associated with sanctioned entities in a bank in Zimbabwe,” </w:t>
       </w:r>
       <w:r>
         <w:rPr>
@@ -1566,50 +1027,34 @@
           <w:szCs w:val="24"/>
           <w:lang w:val="en-ZW"/>
         </w:rPr>
-        <w:t>Journal of Money Laundering Control</w:t>
-      </w:r>
-      <w:r>
-        <w:rPr>
-          <w:rFonts w:ascii="Times New Roman" w:eastAsia="Times New Roman" w:hAnsi="Times New Roman" w:cs="Times New Roman"/>
-          <w:sz w:val="24"/>
-          <w:szCs w:val="24"/>
-          <w:lang w:val="en-ZW"/>
-        </w:rPr>
-        <w:t xml:space="preserve">, vol. 23, no. 1, pp. 173–186, 2020, </w:t>
-      </w:r>
-      <w:proofErr w:type="spellStart"/>
-      <w:r>
-        <w:rPr>
-          <w:rFonts w:ascii="Times New Roman" w:eastAsia="Times New Roman" w:hAnsi="Times New Roman" w:cs="Times New Roman"/>
-          <w:sz w:val="24"/>
-          <w:szCs w:val="24"/>
-          <w:lang w:val="en-ZW"/>
-        </w:rPr>
-        <w:t>doi</w:t>
-      </w:r>
-      <w:proofErr w:type="spellEnd"/>
-      <w:r>
-        <w:rPr>
-          <w:rFonts w:ascii="Times New Roman" w:eastAsia="Times New Roman" w:hAnsi="Times New Roman" w:cs="Times New Roman"/>
-          <w:sz w:val="24"/>
-          <w:szCs w:val="24"/>
-          <w:lang w:val="en-ZW"/>
-        </w:rPr>
-        <w:t>: 10.1108/JMLC-07-2019-0055.</w:t>
-      </w:r>
-    </w:p>
-    <w:p>
-      <w:pPr>
-        <w:spacing w:line="360" w:lineRule="auto"/>
-        <w:jc w:val="both"/>
-        <w:rPr>
-          <w:rFonts w:ascii="Times New Roman" w:eastAsia="Times New Roman" w:hAnsi="Times New Roman" w:cs="Times New Roman"/>
-          <w:sz w:val="24"/>
-          <w:szCs w:val="24"/>
-          <w:lang w:val="en-ZW"/>
-        </w:rPr>
-      </w:pPr>
-      <w:r>
+        <w:t>Indonesian Journal of Innovation and Applied Sciences</w:t>
+      </w:r>
+      <w:r>
+        <w:rPr>
+          <w:rFonts w:ascii="Times New Roman" w:eastAsia="Times New Roman" w:hAnsi="Times New Roman" w:cs="Times New Roman"/>
+          <w:sz w:val="24"/>
+          <w:szCs w:val="24"/>
+          <w:lang w:val="en-ZW"/>
+        </w:rPr>
+        <w:t>, vol. 6, no. 1, 2026, doi: 10.47540/ijias.v6i1.2306.</w:t>
+      </w:r>
+    </w:p>
+    <w:p>
+      <w:pPr>
+        <w:spacing w:line="360" w:lineRule="auto"/>
+        <w:jc w:val="both"/>
+        <w:rPr>
+          <w:rFonts w:ascii="Times New Roman" w:eastAsia="Times New Roman" w:hAnsi="Times New Roman" w:cs="Times New Roman"/>
+          <w:sz w:val="24"/>
+          <w:szCs w:val="24"/>
+          <w:lang w:val="en-ZW"/>
+        </w:rPr>
+      </w:pPr>
+    </w:p>
+    <w:p>
+      <w:pPr>
+        <w:spacing w:line="360" w:lineRule="auto"/>
+        <w:jc w:val="both"/>
         <w:rPr>
           <w:rFonts w:ascii="Times New Roman" w:eastAsia="Times New Roman" w:hAnsi="Times New Roman" w:cs="Times New Roman"/>
           <w:b/>
@@ -1618,109 +1063,6 @@
           <w:szCs w:val="24"/>
           <w:lang w:val="en-ZW"/>
         </w:rPr>
-        <w:lastRenderedPageBreak/>
-        <w:t>[20]</w:t>
-      </w:r>
-      <w:r>
-        <w:rPr>
-          <w:rFonts w:ascii="Times New Roman" w:eastAsia="Times New Roman" w:hAnsi="Times New Roman" w:cs="Times New Roman"/>
-          <w:sz w:val="24"/>
-          <w:szCs w:val="24"/>
-          <w:lang w:val="en-ZW"/>
-        </w:rPr>
-        <w:t xml:space="preserve"> S. </w:t>
-      </w:r>
-      <w:proofErr w:type="spellStart"/>
-      <w:r>
-        <w:rPr>
-          <w:rFonts w:ascii="Times New Roman" w:eastAsia="Times New Roman" w:hAnsi="Times New Roman" w:cs="Times New Roman"/>
-          <w:sz w:val="24"/>
-          <w:szCs w:val="24"/>
-          <w:lang w:val="en-ZW"/>
-        </w:rPr>
-        <w:t>Dreżewski</w:t>
-      </w:r>
-      <w:proofErr w:type="spellEnd"/>
-      <w:r>
-        <w:rPr>
-          <w:rFonts w:ascii="Times New Roman" w:eastAsia="Times New Roman" w:hAnsi="Times New Roman" w:cs="Times New Roman"/>
-          <w:sz w:val="24"/>
-          <w:szCs w:val="24"/>
-          <w:lang w:val="en-ZW"/>
-        </w:rPr>
-        <w:t xml:space="preserve">, J. </w:t>
-      </w:r>
-      <w:proofErr w:type="spellStart"/>
-      <w:r>
-        <w:rPr>
-          <w:rFonts w:ascii="Times New Roman" w:eastAsia="Times New Roman" w:hAnsi="Times New Roman" w:cs="Times New Roman"/>
-          <w:sz w:val="24"/>
-          <w:szCs w:val="24"/>
-          <w:lang w:val="en-ZW"/>
-        </w:rPr>
-        <w:t>Sepielak</w:t>
-      </w:r>
-      <w:proofErr w:type="spellEnd"/>
-      <w:r>
-        <w:rPr>
-          <w:rFonts w:ascii="Times New Roman" w:eastAsia="Times New Roman" w:hAnsi="Times New Roman" w:cs="Times New Roman"/>
-          <w:sz w:val="24"/>
-          <w:szCs w:val="24"/>
-          <w:lang w:val="en-ZW"/>
-        </w:rPr>
-        <w:t xml:space="preserve">, and W. </w:t>
-      </w:r>
-      <w:proofErr w:type="spellStart"/>
-      <w:r>
-        <w:rPr>
-          <w:rFonts w:ascii="Times New Roman" w:eastAsia="Times New Roman" w:hAnsi="Times New Roman" w:cs="Times New Roman"/>
-          <w:sz w:val="24"/>
-          <w:szCs w:val="24"/>
-          <w:lang w:val="en-ZW"/>
-        </w:rPr>
-        <w:t>Filipkowski</w:t>
-      </w:r>
-      <w:proofErr w:type="spellEnd"/>
-      <w:r>
-        <w:rPr>
-          <w:rFonts w:ascii="Times New Roman" w:eastAsia="Times New Roman" w:hAnsi="Times New Roman" w:cs="Times New Roman"/>
-          <w:sz w:val="24"/>
-          <w:szCs w:val="24"/>
-          <w:lang w:val="en-ZW"/>
-        </w:rPr>
-        <w:t xml:space="preserve">, “The application of social network analysis algorithms in a system supporting money laundering detection,” </w:t>
-      </w:r>
-      <w:r>
-        <w:rPr>
-          <w:rFonts w:ascii="Times New Roman" w:eastAsia="Times New Roman" w:hAnsi="Times New Roman" w:cs="Times New Roman"/>
-          <w:i/>
-          <w:iCs/>
-          <w:sz w:val="24"/>
-          <w:szCs w:val="24"/>
-          <w:lang w:val="en-ZW"/>
-        </w:rPr>
-        <w:t>Information Sciences</w:t>
-      </w:r>
-      <w:r>
-        <w:rPr>
-          <w:rFonts w:ascii="Times New Roman" w:eastAsia="Times New Roman" w:hAnsi="Times New Roman" w:cs="Times New Roman"/>
-          <w:sz w:val="24"/>
-          <w:szCs w:val="24"/>
-          <w:lang w:val="en-ZW"/>
-        </w:rPr>
-        <w:t>, vol. 295, pp. 18–32, 2015.</w:t>
-      </w:r>
-    </w:p>
-    <w:p>
-      <w:pPr>
-        <w:spacing w:line="360" w:lineRule="auto"/>
-        <w:jc w:val="both"/>
-        <w:rPr>
-          <w:rFonts w:ascii="Times New Roman" w:eastAsia="Times New Roman" w:hAnsi="Times New Roman" w:cs="Times New Roman"/>
-          <w:sz w:val="24"/>
-          <w:szCs w:val="24"/>
-          <w:lang w:val="en-ZW"/>
-        </w:rPr>
       </w:pPr>
       <w:r>
         <w:rPr>
@@ -1731,275 +1073,49 @@
           <w:szCs w:val="24"/>
           <w:lang w:val="en-ZW"/>
         </w:rPr>
-        <w:t>[21]</w:t>
-      </w:r>
-      <w:r>
-        <w:rPr>
-          <w:rFonts w:ascii="Times New Roman" w:eastAsia="Times New Roman" w:hAnsi="Times New Roman" w:cs="Times New Roman"/>
-          <w:sz w:val="24"/>
-          <w:szCs w:val="24"/>
-          <w:lang w:val="en-ZW"/>
-        </w:rPr>
-        <w:t xml:space="preserve"> B. Ndlovu, F. J. </w:t>
-      </w:r>
-      <w:proofErr w:type="spellStart"/>
-      <w:r>
-        <w:rPr>
-          <w:rFonts w:ascii="Times New Roman" w:eastAsia="Times New Roman" w:hAnsi="Times New Roman" w:cs="Times New Roman"/>
-          <w:sz w:val="24"/>
-          <w:szCs w:val="24"/>
-          <w:lang w:val="en-ZW"/>
-        </w:rPr>
-        <w:t>Kiwa</w:t>
-      </w:r>
-      <w:proofErr w:type="spellEnd"/>
-      <w:r>
-        <w:rPr>
-          <w:rFonts w:ascii="Times New Roman" w:eastAsia="Times New Roman" w:hAnsi="Times New Roman" w:cs="Times New Roman"/>
-          <w:sz w:val="24"/>
-          <w:szCs w:val="24"/>
-          <w:lang w:val="en-ZW"/>
-        </w:rPr>
-        <w:t xml:space="preserve">, M. </w:t>
-      </w:r>
-      <w:proofErr w:type="spellStart"/>
-      <w:r>
-        <w:rPr>
-          <w:rFonts w:ascii="Times New Roman" w:eastAsia="Times New Roman" w:hAnsi="Times New Roman" w:cs="Times New Roman"/>
-          <w:sz w:val="24"/>
-          <w:szCs w:val="24"/>
-          <w:lang w:val="en-ZW"/>
-        </w:rPr>
-        <w:t>Muduva</w:t>
-      </w:r>
-      <w:proofErr w:type="spellEnd"/>
-      <w:r>
-        <w:rPr>
-          <w:rFonts w:ascii="Times New Roman" w:eastAsia="Times New Roman" w:hAnsi="Times New Roman" w:cs="Times New Roman"/>
-          <w:sz w:val="24"/>
-          <w:szCs w:val="24"/>
-          <w:lang w:val="en-ZW"/>
-        </w:rPr>
-        <w:t xml:space="preserve">, C. T. </w:t>
-      </w:r>
-      <w:proofErr w:type="spellStart"/>
-      <w:r>
-        <w:rPr>
-          <w:rFonts w:ascii="Times New Roman" w:eastAsia="Times New Roman" w:hAnsi="Times New Roman" w:cs="Times New Roman"/>
-          <w:sz w:val="24"/>
-          <w:szCs w:val="24"/>
-          <w:lang w:val="en-ZW"/>
-        </w:rPr>
-        <w:t>Chipfumbu</w:t>
-      </w:r>
-      <w:proofErr w:type="spellEnd"/>
-      <w:r>
-        <w:rPr>
-          <w:rFonts w:ascii="Times New Roman" w:eastAsia="Times New Roman" w:hAnsi="Times New Roman" w:cs="Times New Roman"/>
-          <w:sz w:val="24"/>
-          <w:szCs w:val="24"/>
-          <w:lang w:val="en-ZW"/>
-        </w:rPr>
-        <w:t xml:space="preserve">, S. </w:t>
-      </w:r>
-      <w:proofErr w:type="spellStart"/>
-      <w:r>
-        <w:rPr>
-          <w:rFonts w:ascii="Times New Roman" w:eastAsia="Times New Roman" w:hAnsi="Times New Roman" w:cs="Times New Roman"/>
-          <w:sz w:val="24"/>
-          <w:szCs w:val="24"/>
-          <w:lang w:val="en-ZW"/>
-        </w:rPr>
-        <w:t>Marambi</w:t>
-      </w:r>
-      <w:proofErr w:type="spellEnd"/>
-      <w:r>
-        <w:rPr>
-          <w:rFonts w:ascii="Times New Roman" w:eastAsia="Times New Roman" w:hAnsi="Times New Roman" w:cs="Times New Roman"/>
-          <w:sz w:val="24"/>
-          <w:szCs w:val="24"/>
-          <w:lang w:val="en-ZW"/>
-        </w:rPr>
-        <w:t xml:space="preserve">, and A. Maphosa, “Developing a graph-based machine learning model for identifying money laundering networks associated with sanctioned entities in a bank in Zimbabwe,” </w:t>
-      </w:r>
-      <w:r>
-        <w:rPr>
-          <w:rFonts w:ascii="Times New Roman" w:eastAsia="Times New Roman" w:hAnsi="Times New Roman" w:cs="Times New Roman"/>
-          <w:i/>
-          <w:iCs/>
-          <w:sz w:val="24"/>
-          <w:szCs w:val="24"/>
-          <w:lang w:val="en-ZW"/>
-        </w:rPr>
-        <w:t>Indonesian Journal of Innovation and Applied Sciences</w:t>
-      </w:r>
-      <w:r>
-        <w:rPr>
-          <w:rFonts w:ascii="Times New Roman" w:eastAsia="Times New Roman" w:hAnsi="Times New Roman" w:cs="Times New Roman"/>
-          <w:sz w:val="24"/>
-          <w:szCs w:val="24"/>
-          <w:lang w:val="en-ZW"/>
-        </w:rPr>
-        <w:t xml:space="preserve">, vol. 6, no. 1, 2026, </w:t>
-      </w:r>
-      <w:proofErr w:type="spellStart"/>
-      <w:r>
-        <w:rPr>
-          <w:rFonts w:ascii="Times New Roman" w:eastAsia="Times New Roman" w:hAnsi="Times New Roman" w:cs="Times New Roman"/>
-          <w:sz w:val="24"/>
-          <w:szCs w:val="24"/>
-          <w:lang w:val="en-ZW"/>
-        </w:rPr>
-        <w:t>doi</w:t>
-      </w:r>
-      <w:proofErr w:type="spellEnd"/>
-      <w:r>
-        <w:rPr>
-          <w:rFonts w:ascii="Times New Roman" w:eastAsia="Times New Roman" w:hAnsi="Times New Roman" w:cs="Times New Roman"/>
-          <w:sz w:val="24"/>
-          <w:szCs w:val="24"/>
-          <w:lang w:val="en-ZW"/>
-        </w:rPr>
-        <w:t>: 10.47540/</w:t>
-      </w:r>
-      <w:proofErr w:type="gramStart"/>
-      <w:r>
-        <w:rPr>
-          <w:rFonts w:ascii="Times New Roman" w:eastAsia="Times New Roman" w:hAnsi="Times New Roman" w:cs="Times New Roman"/>
-          <w:sz w:val="24"/>
-          <w:szCs w:val="24"/>
-          <w:lang w:val="en-ZW"/>
-        </w:rPr>
-        <w:t>ijias.v</w:t>
-      </w:r>
-      <w:proofErr w:type="gramEnd"/>
-      <w:r>
-        <w:rPr>
-          <w:rFonts w:ascii="Times New Roman" w:eastAsia="Times New Roman" w:hAnsi="Times New Roman" w:cs="Times New Roman"/>
-          <w:sz w:val="24"/>
-          <w:szCs w:val="24"/>
-          <w:lang w:val="en-ZW"/>
-        </w:rPr>
-        <w:t>6i1.2306.</w:t>
-      </w:r>
-    </w:p>
-    <w:p>
-      <w:pPr>
-        <w:spacing w:line="360" w:lineRule="auto"/>
-        <w:jc w:val="both"/>
-        <w:rPr>
-          <w:rFonts w:ascii="Times New Roman" w:eastAsia="Times New Roman" w:hAnsi="Times New Roman" w:cs="Times New Roman"/>
-          <w:sz w:val="24"/>
-          <w:szCs w:val="24"/>
-          <w:lang w:val="en-ZW"/>
-        </w:rPr>
-      </w:pPr>
-    </w:p>
-    <w:p>
-      <w:pPr>
-        <w:spacing w:line="360" w:lineRule="auto"/>
-        <w:jc w:val="both"/>
-        <w:rPr>
-          <w:rFonts w:ascii="Times New Roman" w:eastAsia="Times New Roman" w:hAnsi="Times New Roman" w:cs="Times New Roman"/>
-          <w:b/>
-          <w:bCs/>
-          <w:sz w:val="24"/>
-          <w:szCs w:val="24"/>
-          <w:lang w:val="en-ZW"/>
-        </w:rPr>
-      </w:pPr>
-      <w:r>
-        <w:rPr>
-          <w:rFonts w:ascii="Times New Roman" w:eastAsia="Times New Roman" w:hAnsi="Times New Roman" w:cs="Times New Roman"/>
-          <w:b/>
-          <w:bCs/>
-          <w:sz w:val="24"/>
-          <w:szCs w:val="24"/>
-          <w:lang w:val="en-ZW"/>
-        </w:rPr>
-        <w:t>References</w:t>
-      </w:r>
-    </w:p>
-    <w:p>
-      <w:pPr>
-        <w:spacing w:line="360" w:lineRule="auto"/>
-        <w:jc w:val="both"/>
-        <w:rPr>
-          <w:rFonts w:ascii="Times New Roman" w:eastAsia="Times New Roman" w:hAnsi="Times New Roman" w:cs="Times New Roman"/>
-          <w:sz w:val="24"/>
-          <w:szCs w:val="24"/>
-          <w:lang w:val="en-ZW"/>
-        </w:rPr>
-      </w:pPr>
-      <w:r>
-        <w:rPr>
-          <w:rFonts w:ascii="Times New Roman" w:eastAsia="Times New Roman" w:hAnsi="Times New Roman" w:cs="Times New Roman"/>
-          <w:sz w:val="24"/>
-          <w:szCs w:val="24"/>
-          <w:lang w:val="en-ZW"/>
-        </w:rPr>
-        <w:t>References [1]</w:t>
-      </w:r>
-      <w:proofErr w:type="gramStart"/>
-      <w:r>
-        <w:rPr>
-          <w:rFonts w:ascii="Times New Roman" w:eastAsia="Times New Roman" w:hAnsi="Times New Roman" w:cs="Times New Roman"/>
-          <w:sz w:val="24"/>
-          <w:szCs w:val="24"/>
-          <w:lang w:val="en-ZW"/>
-        </w:rPr>
-        <w:t>–[</w:t>
-      </w:r>
-      <w:proofErr w:type="gramEnd"/>
-      <w:r>
-        <w:rPr>
-          <w:rFonts w:ascii="Times New Roman" w:eastAsia="Times New Roman" w:hAnsi="Times New Roman" w:cs="Times New Roman"/>
-          <w:sz w:val="24"/>
-          <w:szCs w:val="24"/>
-          <w:lang w:val="en-ZW"/>
-        </w:rPr>
-        <w:t>21] retain the numbering established in Chapters 1 and 2.</w:t>
-      </w:r>
-    </w:p>
-    <w:p>
-      <w:pPr>
-        <w:spacing w:line="360" w:lineRule="auto"/>
-        <w:jc w:val="both"/>
-        <w:rPr>
-          <w:rFonts w:ascii="Times New Roman" w:eastAsia="Times New Roman" w:hAnsi="Times New Roman" w:cs="Times New Roman"/>
-          <w:sz w:val="24"/>
-          <w:szCs w:val="24"/>
-          <w:lang w:val="en-ZW"/>
-        </w:rPr>
-      </w:pPr>
-      <w:r>
-        <w:rPr>
-          <w:rFonts w:ascii="Times New Roman" w:eastAsia="Times New Roman" w:hAnsi="Times New Roman" w:cs="Times New Roman"/>
-          <w:sz w:val="24"/>
-          <w:szCs w:val="24"/>
-          <w:lang w:val="en-ZW"/>
-        </w:rPr>
-        <w:t xml:space="preserve">[22] F. </w:t>
-      </w:r>
-      <w:proofErr w:type="spellStart"/>
-      <w:r>
-        <w:rPr>
-          <w:rFonts w:ascii="Times New Roman" w:eastAsia="Times New Roman" w:hAnsi="Times New Roman" w:cs="Times New Roman"/>
-          <w:sz w:val="24"/>
-          <w:szCs w:val="24"/>
-          <w:lang w:val="en-ZW"/>
-        </w:rPr>
-        <w:t>Pedregosa</w:t>
-      </w:r>
-      <w:proofErr w:type="spellEnd"/>
-      <w:r>
-        <w:rPr>
-          <w:rFonts w:ascii="Times New Roman" w:eastAsia="Times New Roman" w:hAnsi="Times New Roman" w:cs="Times New Roman"/>
-          <w:sz w:val="24"/>
-          <w:szCs w:val="24"/>
-          <w:lang w:val="en-ZW"/>
-        </w:rPr>
-        <w:t xml:space="preserve"> et al., “Scikit-learn: Machine learning in Python,” Journal of Machine Learning Research, vol. 12, pp. 2825–2830, 2011.</w:t>
+        <w:t>Chapter 3</w:t>
+      </w:r>
+    </w:p>
+    <w:p>
+      <w:pPr>
+        <w:spacing w:line="360" w:lineRule="auto"/>
+        <w:jc w:val="both"/>
+        <w:rPr>
+          <w:rFonts w:ascii="Times New Roman" w:eastAsia="Times New Roman" w:hAnsi="Times New Roman" w:cs="Times New Roman"/>
+          <w:sz w:val="24"/>
+          <w:szCs w:val="24"/>
+          <w:lang w:val="en-ZW"/>
+        </w:rPr>
+      </w:pPr>
+      <w:r>
+        <w:rPr>
+          <w:rFonts w:ascii="Times New Roman" w:eastAsia="Times New Roman" w:hAnsi="Times New Roman" w:cs="Times New Roman"/>
+          <w:sz w:val="24"/>
+          <w:szCs w:val="24"/>
+          <w:lang w:val="en-ZW"/>
+        </w:rPr>
+        <w:t>References [1]–[21] retain the numbering established in Chapters 1 and 2.</w:t>
+      </w:r>
+    </w:p>
+    <w:p>
+      <w:pPr>
+        <w:spacing w:line="360" w:lineRule="auto"/>
+        <w:jc w:val="both"/>
+        <w:rPr>
+          <w:rFonts w:ascii="Times New Roman" w:eastAsia="Times New Roman" w:hAnsi="Times New Roman" w:cs="Times New Roman"/>
+          <w:sz w:val="24"/>
+          <w:szCs w:val="24"/>
+          <w:lang w:val="en-ZW"/>
+        </w:rPr>
+      </w:pPr>
+      <w:r>
+        <w:rPr>
+          <w:rFonts w:ascii="Times New Roman" w:eastAsia="Times New Roman" w:hAnsi="Times New Roman" w:cs="Times New Roman"/>
+          <w:sz w:val="24"/>
+          <w:szCs w:val="24"/>
+          <w:lang w:val="en-ZW"/>
+        </w:rPr>
+        <w:t>[22] F. Pedregosa et al., “Scikit-learn: Machine learning in Python,” Journal of Machine Learning Research, vol. 12, pp. 2825–2830, 2011.</w:t>
       </w:r>
     </w:p>
     <w:p>
@@ -2041,47 +1157,7 @@
           <w:szCs w:val="24"/>
           <w:lang w:val="en-ZW"/>
         </w:rPr>
-        <w:t xml:space="preserve">[5] R. I. T. Jensen and A. </w:t>
-      </w:r>
-      <w:proofErr w:type="spellStart"/>
-      <w:r>
-        <w:rPr>
-          <w:rFonts w:ascii="Times New Roman" w:eastAsia="Times New Roman" w:hAnsi="Times New Roman" w:cs="Times New Roman"/>
-          <w:sz w:val="24"/>
-          <w:szCs w:val="24"/>
-          <w:lang w:val="en-ZW"/>
-        </w:rPr>
-        <w:t>Iosifidis</w:t>
-      </w:r>
-      <w:proofErr w:type="spellEnd"/>
-      <w:r>
-        <w:rPr>
-          <w:rFonts w:ascii="Times New Roman" w:eastAsia="Times New Roman" w:hAnsi="Times New Roman" w:cs="Times New Roman"/>
-          <w:sz w:val="24"/>
-          <w:szCs w:val="24"/>
-          <w:lang w:val="en-ZW"/>
-        </w:rPr>
-        <w:t xml:space="preserve">, “Fighting money laundering with statistics and machine learning,” IEEE Access, vol. 11, pp. 8889–8903, 2023, </w:t>
-      </w:r>
-      <w:proofErr w:type="spellStart"/>
-      <w:r>
-        <w:rPr>
-          <w:rFonts w:ascii="Times New Roman" w:eastAsia="Times New Roman" w:hAnsi="Times New Roman" w:cs="Times New Roman"/>
-          <w:sz w:val="24"/>
-          <w:szCs w:val="24"/>
-          <w:lang w:val="en-ZW"/>
-        </w:rPr>
-        <w:t>doi</w:t>
-      </w:r>
-      <w:proofErr w:type="spellEnd"/>
-      <w:r>
-        <w:rPr>
-          <w:rFonts w:ascii="Times New Roman" w:eastAsia="Times New Roman" w:hAnsi="Times New Roman" w:cs="Times New Roman"/>
-          <w:sz w:val="24"/>
-          <w:szCs w:val="24"/>
-          <w:lang w:val="en-ZW"/>
-        </w:rPr>
-        <w:t>: 10.1109/ACCESS.2023.3239549. (</w:t>
+        <w:t>[5] R. I. T. Jensen and A. Iosifidis, “Fighting money laundering with statistics and machine learning,” IEEE Access, vol. 11, pp. 8889–8903, 2023, doi: 10.1109/ACCESS.2023.3239549. (</w:t>
       </w:r>
       <w:hyperlink r:id="rId4" w:tooltip="Fighting Money Laundering With Statistics and Machine Learning - Aarhus University" w:history="1">
         <w:r>
@@ -2123,67 +1199,7 @@
           <w:szCs w:val="24"/>
           <w:lang w:val="en-ZW"/>
         </w:rPr>
-        <w:t xml:space="preserve">[6] P. </w:t>
-      </w:r>
-      <w:proofErr w:type="spellStart"/>
-      <w:r>
-        <w:rPr>
-          <w:rFonts w:ascii="Times New Roman" w:eastAsia="Times New Roman" w:hAnsi="Times New Roman" w:cs="Times New Roman"/>
-          <w:sz w:val="24"/>
-          <w:szCs w:val="24"/>
-          <w:lang w:val="en-ZW"/>
-        </w:rPr>
-        <w:t>Tertychnyi</w:t>
-      </w:r>
-      <w:proofErr w:type="spellEnd"/>
-      <w:r>
-        <w:rPr>
-          <w:rFonts w:ascii="Times New Roman" w:eastAsia="Times New Roman" w:hAnsi="Times New Roman" w:cs="Times New Roman"/>
-          <w:sz w:val="24"/>
-          <w:szCs w:val="24"/>
-          <w:lang w:val="en-ZW"/>
-        </w:rPr>
-        <w:t xml:space="preserve">, M. </w:t>
-      </w:r>
-      <w:proofErr w:type="spellStart"/>
-      <w:r>
-        <w:rPr>
-          <w:rFonts w:ascii="Times New Roman" w:eastAsia="Times New Roman" w:hAnsi="Times New Roman" w:cs="Times New Roman"/>
-          <w:sz w:val="24"/>
-          <w:szCs w:val="24"/>
-          <w:lang w:val="en-ZW"/>
-        </w:rPr>
-        <w:t>Godgildieva</w:t>
-      </w:r>
-      <w:proofErr w:type="spellEnd"/>
-      <w:r>
-        <w:rPr>
-          <w:rFonts w:ascii="Times New Roman" w:eastAsia="Times New Roman" w:hAnsi="Times New Roman" w:cs="Times New Roman"/>
-          <w:sz w:val="24"/>
-          <w:szCs w:val="24"/>
-          <w:lang w:val="en-ZW"/>
-        </w:rPr>
-        <w:t xml:space="preserve">, M. Dumas, and M. Ollikainen, “Time-aware and interpretable predictive monitoring system for Anti-Money Laundering,” Machine Learning with Applications, vol. 8, Art. no. 100306, 2022, </w:t>
-      </w:r>
-      <w:proofErr w:type="spellStart"/>
-      <w:r>
-        <w:rPr>
-          <w:rFonts w:ascii="Times New Roman" w:eastAsia="Times New Roman" w:hAnsi="Times New Roman" w:cs="Times New Roman"/>
-          <w:sz w:val="24"/>
-          <w:szCs w:val="24"/>
-          <w:lang w:val="en-ZW"/>
-        </w:rPr>
-        <w:t>doi</w:t>
-      </w:r>
-      <w:proofErr w:type="spellEnd"/>
-      <w:r>
-        <w:rPr>
-          <w:rFonts w:ascii="Times New Roman" w:eastAsia="Times New Roman" w:hAnsi="Times New Roman" w:cs="Times New Roman"/>
-          <w:sz w:val="24"/>
-          <w:szCs w:val="24"/>
-          <w:lang w:val="en-ZW"/>
-        </w:rPr>
-        <w:t>: 10.1016/j.mlwa.2022.100306. (</w:t>
+        <w:t>[6] P. Tertychnyi, M. Godgildieva, M. Dumas, and M. Ollikainen, “Time-aware and interpretable predictive monitoring system for Anti-Money Laundering,” Machine Learning with Applications, vol. 8, Art. no. 100306, 2022, doi: 10.1016/j.mlwa.2022.100306. (</w:t>
       </w:r>
       <w:hyperlink r:id="rId5" w:tooltip="Time-aware and interpretable predictive monitoring system for Anti-Money Laundering - ScienceDirect" w:history="1">
         <w:r>
@@ -2225,107 +1241,7 @@
           <w:szCs w:val="24"/>
           <w:lang w:val="en-ZW"/>
         </w:rPr>
-        <w:t xml:space="preserve">[7] E. Altman, J. </w:t>
-      </w:r>
-      <w:proofErr w:type="spellStart"/>
-      <w:r>
-        <w:rPr>
-          <w:rFonts w:ascii="Times New Roman" w:eastAsia="Times New Roman" w:hAnsi="Times New Roman" w:cs="Times New Roman"/>
-          <w:sz w:val="24"/>
-          <w:szCs w:val="24"/>
-          <w:lang w:val="en-ZW"/>
-        </w:rPr>
-        <w:t>Blanuša</w:t>
-      </w:r>
-      <w:proofErr w:type="spellEnd"/>
-      <w:r>
-        <w:rPr>
-          <w:rFonts w:ascii="Times New Roman" w:eastAsia="Times New Roman" w:hAnsi="Times New Roman" w:cs="Times New Roman"/>
-          <w:sz w:val="24"/>
-          <w:szCs w:val="24"/>
-          <w:lang w:val="en-ZW"/>
-        </w:rPr>
-        <w:t xml:space="preserve">, L. von </w:t>
-      </w:r>
-      <w:proofErr w:type="spellStart"/>
-      <w:r>
-        <w:rPr>
-          <w:rFonts w:ascii="Times New Roman" w:eastAsia="Times New Roman" w:hAnsi="Times New Roman" w:cs="Times New Roman"/>
-          <w:sz w:val="24"/>
-          <w:szCs w:val="24"/>
-          <w:lang w:val="en-ZW"/>
-        </w:rPr>
-        <w:t>Niederhäusern</w:t>
-      </w:r>
-      <w:proofErr w:type="spellEnd"/>
-      <w:r>
-        <w:rPr>
-          <w:rFonts w:ascii="Times New Roman" w:eastAsia="Times New Roman" w:hAnsi="Times New Roman" w:cs="Times New Roman"/>
-          <w:sz w:val="24"/>
-          <w:szCs w:val="24"/>
-          <w:lang w:val="en-ZW"/>
-        </w:rPr>
-        <w:t xml:space="preserve">, B. </w:t>
-      </w:r>
-      <w:proofErr w:type="spellStart"/>
-      <w:r>
-        <w:rPr>
-          <w:rFonts w:ascii="Times New Roman" w:eastAsia="Times New Roman" w:hAnsi="Times New Roman" w:cs="Times New Roman"/>
-          <w:sz w:val="24"/>
-          <w:szCs w:val="24"/>
-          <w:lang w:val="en-ZW"/>
-        </w:rPr>
-        <w:t>Egressy</w:t>
-      </w:r>
-      <w:proofErr w:type="spellEnd"/>
-      <w:r>
-        <w:rPr>
-          <w:rFonts w:ascii="Times New Roman" w:eastAsia="Times New Roman" w:hAnsi="Times New Roman" w:cs="Times New Roman"/>
-          <w:sz w:val="24"/>
-          <w:szCs w:val="24"/>
-          <w:lang w:val="en-ZW"/>
-        </w:rPr>
-        <w:t xml:space="preserve">, A. </w:t>
-      </w:r>
-      <w:proofErr w:type="spellStart"/>
-      <w:r>
-        <w:rPr>
-          <w:rFonts w:ascii="Times New Roman" w:eastAsia="Times New Roman" w:hAnsi="Times New Roman" w:cs="Times New Roman"/>
-          <w:sz w:val="24"/>
-          <w:szCs w:val="24"/>
-          <w:lang w:val="en-ZW"/>
-        </w:rPr>
-        <w:t>Anghel</w:t>
-      </w:r>
-      <w:proofErr w:type="spellEnd"/>
-      <w:r>
-        <w:rPr>
-          <w:rFonts w:ascii="Times New Roman" w:eastAsia="Times New Roman" w:hAnsi="Times New Roman" w:cs="Times New Roman"/>
-          <w:sz w:val="24"/>
-          <w:szCs w:val="24"/>
-          <w:lang w:val="en-ZW"/>
-        </w:rPr>
-        <w:t xml:space="preserve">, and K. </w:t>
-      </w:r>
-      <w:proofErr w:type="spellStart"/>
-      <w:r>
-        <w:rPr>
-          <w:rFonts w:ascii="Times New Roman" w:eastAsia="Times New Roman" w:hAnsi="Times New Roman" w:cs="Times New Roman"/>
-          <w:sz w:val="24"/>
-          <w:szCs w:val="24"/>
-          <w:lang w:val="en-ZW"/>
-        </w:rPr>
-        <w:t>Atasu</w:t>
-      </w:r>
-      <w:proofErr w:type="spellEnd"/>
-      <w:r>
-        <w:rPr>
-          <w:rFonts w:ascii="Times New Roman" w:eastAsia="Times New Roman" w:hAnsi="Times New Roman" w:cs="Times New Roman"/>
-          <w:sz w:val="24"/>
-          <w:szCs w:val="24"/>
-          <w:lang w:val="en-ZW"/>
-        </w:rPr>
-        <w:t>, “Realistic synthetic financial transactions for Anti-Money Laundering models,” Advances in Neural Information Processing Systems, vol. 36, 2023. (</w:t>
+        <w:t>[7] E. Altman, J. Blanuša, L. von Niederhäusern, B. Egressy, A. Anghel, and K. Atasu, “Realistic synthetic financial transactions for Anti-Money Laundering models,” Advances in Neural Information Processing Systems, vol. 36, 2023. (</w:t>
       </w:r>
       <w:hyperlink r:id="rId6" w:tooltip="Realistic Synthetic Financial Transactions for Anti-Money Laundering Models for NeurIPS 2023 - IBM Research" w:history="1">
         <w:r>
@@ -2367,127 +1283,7 @@
           <w:szCs w:val="24"/>
           <w:lang w:val="en-ZW"/>
         </w:rPr>
-        <w:t xml:space="preserve">[19] M. </w:t>
-      </w:r>
-      <w:proofErr w:type="spellStart"/>
-      <w:r>
-        <w:rPr>
-          <w:rFonts w:ascii="Times New Roman" w:eastAsia="Times New Roman" w:hAnsi="Times New Roman" w:cs="Times New Roman"/>
-          <w:sz w:val="24"/>
-          <w:szCs w:val="24"/>
-          <w:lang w:val="en-ZW"/>
-        </w:rPr>
-        <w:t>Jullum</w:t>
-      </w:r>
-      <w:proofErr w:type="spellEnd"/>
-      <w:r>
-        <w:rPr>
-          <w:rFonts w:ascii="Times New Roman" w:eastAsia="Times New Roman" w:hAnsi="Times New Roman" w:cs="Times New Roman"/>
-          <w:sz w:val="24"/>
-          <w:szCs w:val="24"/>
-          <w:lang w:val="en-ZW"/>
-        </w:rPr>
-        <w:t xml:space="preserve">, A. </w:t>
-      </w:r>
-      <w:proofErr w:type="spellStart"/>
-      <w:r>
-        <w:rPr>
-          <w:rFonts w:ascii="Times New Roman" w:eastAsia="Times New Roman" w:hAnsi="Times New Roman" w:cs="Times New Roman"/>
-          <w:sz w:val="24"/>
-          <w:szCs w:val="24"/>
-          <w:lang w:val="en-ZW"/>
-        </w:rPr>
-        <w:t>Løland</w:t>
-      </w:r>
-      <w:proofErr w:type="spellEnd"/>
-      <w:r>
-        <w:rPr>
-          <w:rFonts w:ascii="Times New Roman" w:eastAsia="Times New Roman" w:hAnsi="Times New Roman" w:cs="Times New Roman"/>
-          <w:sz w:val="24"/>
-          <w:szCs w:val="24"/>
-          <w:lang w:val="en-ZW"/>
-        </w:rPr>
-        <w:t xml:space="preserve">, R. B. </w:t>
-      </w:r>
-      <w:proofErr w:type="spellStart"/>
-      <w:r>
-        <w:rPr>
-          <w:rFonts w:ascii="Times New Roman" w:eastAsia="Times New Roman" w:hAnsi="Times New Roman" w:cs="Times New Roman"/>
-          <w:sz w:val="24"/>
-          <w:szCs w:val="24"/>
-          <w:lang w:val="en-ZW"/>
-        </w:rPr>
-        <w:t>Huseby</w:t>
-      </w:r>
-      <w:proofErr w:type="spellEnd"/>
-      <w:r>
-        <w:rPr>
-          <w:rFonts w:ascii="Times New Roman" w:eastAsia="Times New Roman" w:hAnsi="Times New Roman" w:cs="Times New Roman"/>
-          <w:sz w:val="24"/>
-          <w:szCs w:val="24"/>
-          <w:lang w:val="en-ZW"/>
-        </w:rPr>
-        <w:t xml:space="preserve">, G. </w:t>
-      </w:r>
-      <w:proofErr w:type="spellStart"/>
-      <w:r>
-        <w:rPr>
-          <w:rFonts w:ascii="Times New Roman" w:eastAsia="Times New Roman" w:hAnsi="Times New Roman" w:cs="Times New Roman"/>
-          <w:sz w:val="24"/>
-          <w:szCs w:val="24"/>
-          <w:lang w:val="en-ZW"/>
-        </w:rPr>
-        <w:t>Ånonsen</w:t>
-      </w:r>
-      <w:proofErr w:type="spellEnd"/>
-      <w:r>
-        <w:rPr>
-          <w:rFonts w:ascii="Times New Roman" w:eastAsia="Times New Roman" w:hAnsi="Times New Roman" w:cs="Times New Roman"/>
-          <w:sz w:val="24"/>
-          <w:szCs w:val="24"/>
-          <w:lang w:val="en-ZW"/>
-        </w:rPr>
-        <w:t xml:space="preserve">, and J. </w:t>
-      </w:r>
-      <w:proofErr w:type="spellStart"/>
-      <w:r>
-        <w:rPr>
-          <w:rFonts w:ascii="Times New Roman" w:eastAsia="Times New Roman" w:hAnsi="Times New Roman" w:cs="Times New Roman"/>
-          <w:sz w:val="24"/>
-          <w:szCs w:val="24"/>
-          <w:lang w:val="en-ZW"/>
-        </w:rPr>
-        <w:t>Lorentzen</w:t>
-      </w:r>
-      <w:proofErr w:type="spellEnd"/>
-      <w:r>
-        <w:rPr>
-          <w:rFonts w:ascii="Times New Roman" w:eastAsia="Times New Roman" w:hAnsi="Times New Roman" w:cs="Times New Roman"/>
-          <w:sz w:val="24"/>
-          <w:szCs w:val="24"/>
-          <w:lang w:val="en-ZW"/>
-        </w:rPr>
-        <w:t xml:space="preserve">, “Detecting money laundering transactions with machine learning,” Journal of Money Laundering Control, vol. 23, no. 1, pp. 173–186, 2020, </w:t>
-      </w:r>
-      <w:proofErr w:type="spellStart"/>
-      <w:r>
-        <w:rPr>
-          <w:rFonts w:ascii="Times New Roman" w:eastAsia="Times New Roman" w:hAnsi="Times New Roman" w:cs="Times New Roman"/>
-          <w:sz w:val="24"/>
-          <w:szCs w:val="24"/>
-          <w:lang w:val="en-ZW"/>
-        </w:rPr>
-        <w:t>doi</w:t>
-      </w:r>
-      <w:proofErr w:type="spellEnd"/>
-      <w:r>
-        <w:rPr>
-          <w:rFonts w:ascii="Times New Roman" w:eastAsia="Times New Roman" w:hAnsi="Times New Roman" w:cs="Times New Roman"/>
-          <w:sz w:val="24"/>
-          <w:szCs w:val="24"/>
-          <w:lang w:val="en-ZW"/>
-        </w:rPr>
-        <w:t>: 10.1108/JMLC-07-2019-0055. (</w:t>
+        <w:t>[19] M. Jullum, A. Løland, R. B. Huseby, G. Ånonsen, and J. Lorentzen, “Detecting money laundering transactions with machine learning,” Journal of Money Laundering Control, vol. 23, no. 1, pp. 173–186, 2020, doi: 10.1108/JMLC-07-2019-0055. (</w:t>
       </w:r>
       <w:hyperlink r:id="rId7" w:tooltip="Detecting money laundering transactions with machine learning - ScienceDirect" w:history="1">
         <w:r>
@@ -2510,6 +1306,161 @@
         </w:rPr>
         <w:t>)</w:t>
       </w:r>
+    </w:p>
+    <w:p>
+      <w:pPr>
+        <w:spacing w:line="360" w:lineRule="auto"/>
+        <w:jc w:val="both"/>
+        <w:rPr>
+          <w:rFonts w:ascii="Times New Roman" w:eastAsia="Times New Roman" w:hAnsi="Times New Roman" w:cs="Times New Roman"/>
+          <w:sz w:val="24"/>
+          <w:szCs w:val="24"/>
+          <w:lang w:val="en-ZW"/>
+        </w:rPr>
+      </w:pPr>
+    </w:p>
+    <w:p>
+      <w:pPr>
+        <w:spacing w:line="360" w:lineRule="auto"/>
+        <w:jc w:val="both"/>
+        <w:rPr>
+          <w:rFonts w:ascii="Times New Roman" w:eastAsia="Times New Roman" w:hAnsi="Times New Roman" w:cs="Times New Roman"/>
+          <w:b/>
+          <w:bCs/>
+          <w:sz w:val="24"/>
+          <w:szCs w:val="24"/>
+          <w:lang w:val="en-ZW"/>
+        </w:rPr>
+      </w:pPr>
+      <w:r>
+        <w:rPr>
+          <w:rFonts w:ascii="Times New Roman" w:eastAsia="Times New Roman" w:hAnsi="Times New Roman" w:cs="Times New Roman"/>
+          <w:b/>
+          <w:bCs/>
+          <w:sz w:val="24"/>
+          <w:szCs w:val="24"/>
+          <w:lang w:val="en-ZW"/>
+        </w:rPr>
+        <w:lastRenderedPageBreak/>
+        <w:t>Chapter 4</w:t>
+      </w:r>
+    </w:p>
+    <w:p>
+      <w:pPr>
+        <w:spacing w:line="360" w:lineRule="auto"/>
+        <w:jc w:val="both"/>
+        <w:rPr>
+          <w:rFonts w:ascii="Times New Roman" w:hAnsi="Times New Roman" w:cs="Times New Roman"/>
+          <w:sz w:val="24"/>
+          <w:szCs w:val="24"/>
+          <w:lang w:val="en-ZW"/>
+        </w:rPr>
+      </w:pPr>
+      <w:r>
+        <w:rPr>
+          <w:rFonts w:ascii="Times New Roman" w:hAnsi="Times New Roman" w:cs="Times New Roman"/>
+          <w:sz w:val="24"/>
+          <w:szCs w:val="24"/>
+          <w:lang w:val="en-ZW"/>
+        </w:rPr>
+        <w:t>References [1]–[22] retain the numbering established in Chapters 1–3. No new literature source was required for Chapter 4; the chapter reused the following previously established references.</w:t>
+      </w:r>
+    </w:p>
+    <w:p>
+      <w:pPr>
+        <w:spacing w:line="360" w:lineRule="auto"/>
+        <w:jc w:val="both"/>
+        <w:rPr>
+          <w:rFonts w:ascii="Times New Roman" w:hAnsi="Times New Roman" w:cs="Times New Roman"/>
+          <w:sz w:val="24"/>
+          <w:szCs w:val="24"/>
+          <w:lang w:val="en-ZW"/>
+        </w:rPr>
+      </w:pPr>
+      <w:r>
+        <w:rPr>
+          <w:rFonts w:ascii="Times New Roman" w:hAnsi="Times New Roman" w:cs="Times New Roman"/>
+          <w:sz w:val="24"/>
+          <w:szCs w:val="24"/>
+          <w:lang w:val="en-ZW"/>
+        </w:rPr>
+        <w:t>[5] R. I. T. Jensen and A. Iosifidis, “Fighting money laundering with statistics and machine learning,” IEEE Access, vol. 11, pp. 8889–8903, 2023, doi: 10.1109/ACCESS.2023.3239549.</w:t>
+      </w:r>
+    </w:p>
+    <w:p>
+      <w:pPr>
+        <w:spacing w:line="360" w:lineRule="auto"/>
+        <w:jc w:val="both"/>
+        <w:rPr>
+          <w:rFonts w:ascii="Times New Roman" w:hAnsi="Times New Roman" w:cs="Times New Roman"/>
+          <w:sz w:val="24"/>
+          <w:szCs w:val="24"/>
+          <w:lang w:val="en-ZW"/>
+        </w:rPr>
+      </w:pPr>
+      <w:r>
+        <w:rPr>
+          <w:rFonts w:ascii="Times New Roman" w:hAnsi="Times New Roman" w:cs="Times New Roman"/>
+          <w:sz w:val="24"/>
+          <w:szCs w:val="24"/>
+          <w:lang w:val="en-ZW"/>
+        </w:rPr>
+        <w:t>[6] P. Tertychnyi, M. Godgildieva, M. Dumas, and M. Ollikainen, “Time-aware and interpretable predictive monitoring system for Anti-Money Laundering,” Machine Learning with Applications, vol. 8, Art. no. 100306, 2022, doi: 10.1016/j.mlwa.2022.100306.</w:t>
+      </w:r>
+    </w:p>
+    <w:p>
+      <w:pPr>
+        <w:spacing w:line="360" w:lineRule="auto"/>
+        <w:jc w:val="both"/>
+        <w:rPr>
+          <w:rFonts w:ascii="Times New Roman" w:hAnsi="Times New Roman" w:cs="Times New Roman"/>
+          <w:sz w:val="24"/>
+          <w:szCs w:val="24"/>
+          <w:lang w:val="en-ZW"/>
+        </w:rPr>
+      </w:pPr>
+      <w:r>
+        <w:rPr>
+          <w:rFonts w:ascii="Times New Roman" w:hAnsi="Times New Roman" w:cs="Times New Roman"/>
+          <w:sz w:val="24"/>
+          <w:szCs w:val="24"/>
+          <w:lang w:val="en-ZW"/>
+        </w:rPr>
+        <w:t>[7] E. R. Altman, J. Blanuša, L. von Niederhäusern, B. Egressy, A. Anghel, and K. Atasu, “Realistic synthetic financial transactions for Anti-Money Laundering models,” in Advances in Neural Information Processing Systems, vol. 36, 2023.</w:t>
+      </w:r>
+    </w:p>
+    <w:p>
+      <w:pPr>
+        <w:spacing w:line="360" w:lineRule="auto"/>
+        <w:jc w:val="both"/>
+        <w:rPr>
+          <w:rFonts w:ascii="Times New Roman" w:hAnsi="Times New Roman" w:cs="Times New Roman"/>
+          <w:sz w:val="24"/>
+          <w:szCs w:val="24"/>
+          <w:lang w:val="en-ZW"/>
+        </w:rPr>
+      </w:pPr>
+      <w:r>
+        <w:rPr>
+          <w:rFonts w:ascii="Times New Roman" w:hAnsi="Times New Roman" w:cs="Times New Roman"/>
+          <w:sz w:val="24"/>
+          <w:szCs w:val="24"/>
+          <w:lang w:val="en-ZW"/>
+        </w:rPr>
+        <w:t>[19] M. Jullum, A. Løland, R. B. Huseby, G. Ånonsen, and J. Lorentzen, “Detecting money laundering transactions with machine learning,” Journal of Money Laundering Control, vol. 23, no. 1, pp. 173–186, 2020, doi: 10.1108/JMLC-07-2019-0055.</w:t>
+      </w:r>
+    </w:p>
+    <w:p>
+      <w:pPr>
+        <w:spacing w:line="360" w:lineRule="auto"/>
+        <w:jc w:val="both"/>
+        <w:rPr>
+          <w:rFonts w:ascii="Times New Roman" w:eastAsia="Times New Roman" w:hAnsi="Times New Roman" w:cs="Times New Roman"/>
+          <w:sz w:val="24"/>
+          <w:szCs w:val="24"/>
+          <w:lang w:val="en-ZW"/>
+        </w:rPr>
+      </w:pPr>
     </w:p>
     <w:p>
       <w:pPr>
